--- a/input/srs_report/BC6_PDTD_DTM_SRS_v1.0.docx
+++ b/input/srs_report/BC6_PDTD_DTM_SRS_v1.0.docx
@@ -1,6 +1,6 @@
 
 <file path=word/document.xml><?xml version="1.0" encoding="utf-8"?>
-<w:document xmlns:wpc="http://schemas.microsoft.com/office/word/2010/wordprocessingCanvas" xmlns:cx="http://schemas.microsoft.com/office/drawing/2014/chartex" xmlns:cx1="http://schemas.microsoft.com/office/drawing/2015/9/8/chartex" xmlns:cx2="http://schemas.microsoft.com/office/drawing/2015/10/21/chartex" xmlns:cx3="http://schemas.microsoft.com/office/drawing/2016/5/9/chartex" xmlns:cx4="http://schemas.microsoft.com/office/drawing/2016/5/10/chartex" xmlns:cx5="http://schemas.microsoft.com/office/drawing/2016/5/11/chartex" xmlns:cx6="http://schemas.microsoft.com/office/drawing/2016/5/12/chartex" xmlns:cx7="http://schemas.microsoft.com/office/drawing/2016/5/13/chartex" xmlns:cx8="http://schemas.microsoft.com/office/drawing/2016/5/14/chartex" xmlns:mc="http://schemas.openxmlformats.org/markup-compatibility/2006" xmlns:aink="http://schemas.microsoft.com/office/drawing/2016/ink" xmlns:am3d="http://schemas.microsoft.com/office/drawing/2017/model3d" xmlns:o="urn:schemas-microsoft-com:office:office" xmlns:oel="http://schemas.microsoft.com/office/2019/extlst" xmlns:r="http://schemas.openxmlformats.org/officeDocument/2006/relationships" xmlns:m="http://schemas.openxmlformats.org/officeDocument/2006/math" xmlns:v="urn:schemas-microsoft-com:vml" xmlns:wp14="http://schemas.microsoft.com/office/word/2010/wordprocessingDrawing" xmlns:wp="http://schemas.openxmlformats.org/drawingml/2006/wordprocessingDrawing" xmlns:w10="urn:schemas-microsoft-com:office:word" xmlns:w="http://schemas.openxmlformats.org/wordprocessingml/2006/main" xmlns:w14="http://schemas.microsoft.com/office/word/2010/wordml" xmlns:w15="http://schemas.microsoft.com/office/word/2012/wordml" xmlns:w16cei="http://schemas.microsoft.com/office/word/2026/wordml/cei" xmlns:w16cex="http://schemas.microsoft.com/office/word/2018/wordml/cex" xmlns:w16cid="http://schemas.microsoft.com/office/word/2016/wordml/cid" xmlns:w16="http://schemas.microsoft.com/office/word/2018/wordml" xmlns:w16du="http://schemas.microsoft.com/office/word/2023/wordml/word16du" xmlns:w16sdtdh="http://schemas.microsoft.com/office/word/2020/wordml/sdtdatahash" xmlns:w16sdtfl="http://schemas.microsoft.com/office/word/2024/wordml/sdtformatlock" xmlns:w16se="http://schemas.microsoft.com/office/word/2015/wordml/symex" xmlns:wpg="http://schemas.microsoft.com/office/word/2010/wordprocessingGroup" xmlns:wpi="http://schemas.microsoft.com/office/word/2010/wordprocessingInk" xmlns:wne="http://schemas.microsoft.com/office/word/2006/wordml" xmlns:wps="http://schemas.microsoft.com/office/word/2010/wordprocessingShape" mc:Ignorable="w14 w15 w16se w16cid w16 w16cex w16sdtdh w16sdtfl w16du wp14">
+<w:document xmlns:wpc="http://schemas.microsoft.com/office/word/2010/wordprocessingCanvas" xmlns:cx="http://schemas.microsoft.com/office/drawing/2014/chartex" xmlns:cx1="http://schemas.microsoft.com/office/drawing/2015/9/8/chartex" xmlns:cx2="http://schemas.microsoft.com/office/drawing/2015/10/21/chartex" xmlns:cx3="http://schemas.microsoft.com/office/drawing/2016/5/9/chartex" xmlns:cx4="http://schemas.microsoft.com/office/drawing/2016/5/10/chartex" xmlns:cx5="http://schemas.microsoft.com/office/drawing/2016/5/11/chartex" xmlns:cx6="http://schemas.microsoft.com/office/drawing/2016/5/12/chartex" xmlns:cx7="http://schemas.microsoft.com/office/drawing/2016/5/13/chartex" xmlns:cx8="http://schemas.microsoft.com/office/drawing/2016/5/14/chartex" xmlns:mc="http://schemas.openxmlformats.org/markup-compatibility/2006" xmlns:aink="http://schemas.microsoft.com/office/drawing/2016/ink" xmlns:am3d="http://schemas.microsoft.com/office/drawing/2017/model3d" xmlns:o="urn:schemas-microsoft-com:office:office" xmlns:oel="http://schemas.microsoft.com/office/2019/extlst" xmlns:r="http://schemas.openxmlformats.org/officeDocument/2006/relationships" xmlns:m="http://schemas.openxmlformats.org/officeDocument/2006/math" xmlns:v="urn:schemas-microsoft-com:vml" xmlns:wp14="http://schemas.microsoft.com/office/word/2010/wordprocessingDrawing" xmlns:wp="http://schemas.openxmlformats.org/drawingml/2006/wordprocessingDrawing" xmlns:w10="urn:schemas-microsoft-com:office:word" xmlns:w="http://schemas.openxmlformats.org/wordprocessingml/2006/main" xmlns:w14="http://schemas.microsoft.com/office/word/2010/wordml" xmlns:w15="http://schemas.microsoft.com/office/word/2012/wordml" xmlns:w16cei="http://schemas.microsoft.com/office/word/2026/wordml/cei" xmlns:w16cex="http://schemas.microsoft.com/office/word/2018/wordml/cex" xmlns:w16cid="http://schemas.microsoft.com/office/word/2016/wordml/cid" xmlns:w16="http://schemas.microsoft.com/office/word/2018/wordml" xmlns:w16du="http://schemas.microsoft.com/office/word/2023/wordml/word16du" xmlns:w16sdtdh="http://schemas.microsoft.com/office/word/2020/wordml/sdtdatahash" xmlns:w16sdtfl="http://schemas.microsoft.com/office/word/2024/wordml/sdtformatlock" xmlns:w16se="http://schemas.microsoft.com/office/word/2015/wordml/symex" xmlns:wpg="http://schemas.microsoft.com/office/word/2010/wordprocessingGroup" xmlns:wpi="http://schemas.microsoft.com/office/word/2010/wordprocessingInk" xmlns:wne="http://schemas.microsoft.com/office/word/2006/wordml" xmlns:wps="http://schemas.microsoft.com/office/word/2010/wordprocessingShape" xmlns:a="http://schemas.openxmlformats.org/drawingml/2006/main" xmlns:pic="http://schemas.openxmlformats.org/drawingml/2006/picture" xmlns:a14="http://schemas.microsoft.com/office/drawing/2010/main" mc:Ignorable="w14 w15 w16se w16cid w16 w16cex w16sdtdh w16sdtfl w16du wp14">
   <w:body>
     <w:tbl>
       <w:tblPr>
@@ -8,12 +8,12 @@
         <w:tblpPr w:leftFromText="180" w:rightFromText="180" w:vertAnchor="text" w:horzAnchor="margin" w:tblpXSpec="right" w:tblpYSpec="center"/>
         <w:tblW w:w="1841" w:type="dxa"/>
         <w:tblBorders>
-          <w:top w:val="none" w:sz="0" w:space="0" w:color="auto"/>
-          <w:left w:val="none" w:sz="0" w:space="0" w:color="auto"/>
-          <w:bottom w:val="none" w:sz="0" w:space="0" w:color="auto"/>
-          <w:right w:val="none" w:sz="0" w:space="0" w:color="auto"/>
-          <w:insideH w:val="none" w:sz="0" w:space="0" w:color="auto"/>
-          <w:insideV w:val="none" w:sz="0" w:space="0" w:color="auto"/>
+          <w:top w:val="none" w:color="auto" w:sz="0" w:space="0"/>
+          <w:left w:val="none" w:color="auto" w:sz="0" w:space="0"/>
+          <w:bottom w:val="none" w:color="auto" w:sz="0" w:space="0"/>
+          <w:right w:val="none" w:color="auto" w:sz="0" w:space="0"/>
+          <w:insideH w:val="none" w:color="auto" w:sz="0" w:space="0"/>
+          <w:insideV w:val="none" w:color="auto" w:sz="0" w:space="0"/>
         </w:tblBorders>
         <w:tblLayout w:type="fixed"/>
         <w:tblLook w:val="04A0" w:firstRow="1" w:lastRow="0" w:firstColumn="1" w:lastColumn="0" w:noHBand="0" w:noVBand="1"/>
@@ -29,10 +29,10 @@
           <w:tcPr>
             <w:tcW w:w="1841" w:type="dxa"/>
             <w:tcBorders>
-              <w:top w:val="double" w:sz="4" w:space="0" w:color="auto"/>
-              <w:left w:val="double" w:sz="4" w:space="0" w:color="auto"/>
-              <w:bottom w:val="double" w:sz="4" w:space="0" w:color="auto"/>
-              <w:right w:val="double" w:sz="4" w:space="0" w:color="auto"/>
+              <w:top w:val="double" w:color="auto" w:sz="4" w:space="0"/>
+              <w:left w:val="double" w:color="auto" w:sz="4" w:space="0"/>
+              <w:bottom w:val="double" w:color="auto" w:sz="4" w:space="0"/>
+              <w:right w:val="double" w:color="auto" w:sz="4" w:space="0"/>
             </w:tcBorders>
             <w:vAlign w:val="center"/>
           </w:tcPr>
@@ -687,16 +687,15 @@
           <w:b/>
         </w:rPr>
       </w:pPr>
-      <w:bookmarkStart w:id="0" w:name="_Toc463083793"/>
-      <w:bookmarkStart w:id="1" w:name="_Toc465677963"/>
-      <w:bookmarkStart w:id="2" w:name="_Toc467738735"/>
-      <w:bookmarkStart w:id="3" w:name="_Toc446234547"/>
-      <w:bookmarkStart w:id="4" w:name="_Toc467738720"/>
+      <w:bookmarkStart w:name="_Toc463083793" w:id="0"/>
+      <w:bookmarkStart w:name="_Toc465677963" w:id="1"/>
+      <w:bookmarkStart w:name="_Toc467738735" w:id="2"/>
+      <w:bookmarkStart w:name="_Toc446234547" w:id="3"/>
+      <w:bookmarkStart w:name="_Toc467738720" w:id="4"/>
       <w:r>
         <w:rPr>
           <w:b/>
         </w:rPr>
-        <w:lastRenderedPageBreak/>
         <w:t>BẢNG THEO DÕI HIỆU LỰC VÀ THAY ĐỔI</w:t>
       </w:r>
     </w:p>
@@ -724,12 +723,12 @@
         <w:tblW w:w="9199" w:type="dxa"/>
         <w:jc w:val="center"/>
         <w:tblBorders>
-          <w:top w:val="single" w:sz="4" w:space="0" w:color="auto"/>
-          <w:left w:val="single" w:sz="4" w:space="0" w:color="auto"/>
-          <w:bottom w:val="single" w:sz="4" w:space="0" w:color="auto"/>
-          <w:right w:val="single" w:sz="4" w:space="0" w:color="auto"/>
-          <w:insideH w:val="single" w:sz="4" w:space="0" w:color="auto"/>
-          <w:insideV w:val="single" w:sz="4" w:space="0" w:color="auto"/>
+          <w:top w:val="single" w:color="auto" w:sz="4" w:space="0"/>
+          <w:left w:val="single" w:color="auto" w:sz="4" w:space="0"/>
+          <w:bottom w:val="single" w:color="auto" w:sz="4" w:space="0"/>
+          <w:right w:val="single" w:color="auto" w:sz="4" w:space="0"/>
+          <w:insideH w:val="single" w:color="auto" w:sz="4" w:space="0"/>
+          <w:insideV w:val="single" w:color="auto" w:sz="4" w:space="0"/>
         </w:tblBorders>
         <w:tblLook w:val="01E0" w:firstRow="1" w:lastRow="1" w:firstColumn="1" w:lastColumn="1" w:noHBand="0" w:noVBand="0"/>
       </w:tblPr>
@@ -1019,12 +1018,12 @@
         <w:tblW w:w="9199" w:type="dxa"/>
         <w:jc w:val="center"/>
         <w:tblBorders>
-          <w:top w:val="single" w:sz="4" w:space="0" w:color="auto"/>
-          <w:left w:val="single" w:sz="4" w:space="0" w:color="auto"/>
-          <w:bottom w:val="single" w:sz="4" w:space="0" w:color="auto"/>
-          <w:right w:val="single" w:sz="4" w:space="0" w:color="auto"/>
-          <w:insideH w:val="single" w:sz="4" w:space="0" w:color="auto"/>
-          <w:insideV w:val="single" w:sz="4" w:space="0" w:color="auto"/>
+          <w:top w:val="single" w:color="auto" w:sz="4" w:space="0"/>
+          <w:left w:val="single" w:color="auto" w:sz="4" w:space="0"/>
+          <w:bottom w:val="single" w:color="auto" w:sz="4" w:space="0"/>
+          <w:right w:val="single" w:color="auto" w:sz="4" w:space="0"/>
+          <w:insideH w:val="single" w:color="auto" w:sz="4" w:space="0"/>
+          <w:insideV w:val="single" w:color="auto" w:sz="4" w:space="0"/>
         </w:tblBorders>
         <w:tblLook w:val="04A0" w:firstRow="1" w:lastRow="0" w:firstColumn="1" w:lastColumn="0" w:noHBand="0" w:noVBand="1"/>
       </w:tblPr>
@@ -1602,12 +1601,12 @@
         <w:tblW w:w="9239" w:type="dxa"/>
         <w:jc w:val="center"/>
         <w:tblBorders>
-          <w:top w:val="single" w:sz="4" w:space="0" w:color="auto"/>
-          <w:left w:val="single" w:sz="4" w:space="0" w:color="auto"/>
-          <w:bottom w:val="single" w:sz="4" w:space="0" w:color="auto"/>
-          <w:right w:val="single" w:sz="4" w:space="0" w:color="auto"/>
-          <w:insideH w:val="single" w:sz="4" w:space="0" w:color="auto"/>
-          <w:insideV w:val="single" w:sz="4" w:space="0" w:color="auto"/>
+          <w:top w:val="single" w:color="auto" w:sz="4" w:space="0"/>
+          <w:left w:val="single" w:color="auto" w:sz="4" w:space="0"/>
+          <w:bottom w:val="single" w:color="auto" w:sz="4" w:space="0"/>
+          <w:right w:val="single" w:color="auto" w:sz="4" w:space="0"/>
+          <w:insideH w:val="single" w:color="auto" w:sz="4" w:space="0"/>
+          <w:insideV w:val="single" w:color="auto" w:sz="4" w:space="0"/>
         </w:tblBorders>
         <w:tblLook w:val="04A0" w:firstRow="1" w:lastRow="0" w:firstColumn="1" w:lastColumn="0" w:noHBand="0" w:noVBand="1"/>
       </w:tblPr>
@@ -2050,21 +2049,30 @@
     </w:p>
     <w:sdt>
       <w:sdtPr>
+        <w:id w:val="31610120"/>
+        <w:docPartObj>
+          <w:docPartGallery w:val="Table of Contents"/>
+          <w:docPartUnique/>
+        </w:docPartObj>
         <w:rPr>
-          <w:rFonts w:ascii="Times New Roman" w:eastAsiaTheme="minorEastAsia" w:hAnsi="Times New Roman" w:cs="Times New Roman"/>
+          <w:rFonts w:ascii="Times New Roman" w:hAnsi="Times New Roman" w:eastAsia="ＭＳ 明朝" w:cs="Times New Roman" w:eastAsiaTheme="minorEastAsia"/>
           <w:b w:val="0"/>
           <w:bCs w:val="0"/>
           <w:color w:val="auto"/>
           <w:sz w:val="24"/>
           <w:szCs w:val="24"/>
         </w:rPr>
-        <w:id w:val="31610120"/>
-        <w:docPartObj>
-          <w:docPartGallery w:val="Table of Contents"/>
-          <w:docPartUnique/>
-        </w:docPartObj>
       </w:sdtPr>
-      <w:sdtEndPr/>
+      <w:sdtEndPr>
+        <w:rPr>
+          <w:rFonts w:ascii="Times New Roman" w:hAnsi="Times New Roman" w:eastAsia="ＭＳ 明朝" w:cs="Times New Roman" w:eastAsiaTheme="minorEastAsia"/>
+          <w:b w:val="0"/>
+          <w:bCs w:val="0"/>
+          <w:color w:val="auto"/>
+          <w:sz w:val="24"/>
+          <w:szCs w:val="24"/>
+        </w:rPr>
+      </w:sdtEndPr>
       <w:sdtContent>
         <w:p>
           <w:pPr>
@@ -2128,11 +2136,11 @@
             </w:rPr>
             <w:fldChar w:fldCharType="separate"/>
           </w:r>
-          <w:hyperlink w:anchor="_Toc236899929" w:history="1">
+          <w:hyperlink w:history="1" w:anchor="_Toc236899929">
             <w:r>
               <w:rPr>
                 <w:rStyle w:val="Hyperlink"/>
-                <w:rFonts w:ascii="Times New Roman" w:eastAsia="Calibri" w:hAnsi="Times New Roman" w:cs="Times New Roman"/>
+                <w:rFonts w:ascii="Times New Roman" w:hAnsi="Times New Roman" w:eastAsia="Calibri" w:cs="Times New Roman"/>
                 <w:b/>
                 <w:noProof/>
                 <w:sz w:val="24"/>
@@ -2154,7 +2162,7 @@
             <w:r>
               <w:rPr>
                 <w:rStyle w:val="Hyperlink"/>
-                <w:rFonts w:ascii="Times New Roman" w:eastAsia="Calibri" w:hAnsi="Times New Roman" w:cs="Times New Roman"/>
+                <w:rFonts w:ascii="Times New Roman" w:hAnsi="Times New Roman" w:eastAsia="Calibri" w:cs="Times New Roman"/>
                 <w:b/>
                 <w:noProof/>
                 <w:sz w:val="24"/>
@@ -2249,11 +2257,11 @@
               <w14:ligatures w14:val="standardContextual"/>
             </w:rPr>
           </w:pPr>
-          <w:hyperlink w:anchor="_Toc236899930" w:history="1">
+          <w:hyperlink w:history="1" w:anchor="_Toc236899930">
             <w:r>
               <w:rPr>
                 <w:rStyle w:val="Hyperlink"/>
-                <w:rFonts w:ascii="Times New Roman" w:eastAsia="Calibri" w:hAnsi="Times New Roman" w:cs="Times New Roman"/>
+                <w:rFonts w:ascii="Times New Roman" w:hAnsi="Times New Roman" w:eastAsia="Calibri" w:cs="Times New Roman"/>
                 <w:b/>
                 <w:noProof/>
                 <w:sz w:val="24"/>
@@ -2275,7 +2283,7 @@
             <w:r>
               <w:rPr>
                 <w:rStyle w:val="Hyperlink"/>
-                <w:rFonts w:ascii="Times New Roman" w:eastAsia="Calibri" w:hAnsi="Times New Roman" w:cs="Times New Roman"/>
+                <w:rFonts w:ascii="Times New Roman" w:hAnsi="Times New Roman" w:eastAsia="Calibri" w:cs="Times New Roman"/>
                 <w:b/>
                 <w:noProof/>
                 <w:sz w:val="24"/>
@@ -2370,11 +2378,11 @@
               <w14:ligatures w14:val="standardContextual"/>
             </w:rPr>
           </w:pPr>
-          <w:hyperlink w:anchor="_Toc236899931" w:history="1">
+          <w:hyperlink w:history="1" w:anchor="_Toc236899931">
             <w:r>
               <w:rPr>
                 <w:rStyle w:val="Hyperlink"/>
-                <w:rFonts w:ascii="Times New Roman" w:eastAsia="Calibri" w:hAnsi="Times New Roman" w:cs="Times New Roman"/>
+                <w:rFonts w:ascii="Times New Roman" w:hAnsi="Times New Roman" w:eastAsia="Calibri" w:cs="Times New Roman"/>
                 <w:b/>
                 <w:noProof/>
                 <w:sz w:val="24"/>
@@ -2396,7 +2404,7 @@
             <w:r>
               <w:rPr>
                 <w:rStyle w:val="Hyperlink"/>
-                <w:rFonts w:ascii="Times New Roman" w:eastAsia="Calibri" w:hAnsi="Times New Roman" w:cs="Times New Roman"/>
+                <w:rFonts w:ascii="Times New Roman" w:hAnsi="Times New Roman" w:eastAsia="Calibri" w:cs="Times New Roman"/>
                 <w:b/>
                 <w:noProof/>
                 <w:sz w:val="24"/>
@@ -2491,11 +2499,11 @@
               <w14:ligatures w14:val="standardContextual"/>
             </w:rPr>
           </w:pPr>
-          <w:hyperlink w:anchor="_Toc236899932" w:history="1">
+          <w:hyperlink w:history="1" w:anchor="_Toc236899932">
             <w:r>
               <w:rPr>
                 <w:rStyle w:val="Hyperlink"/>
-                <w:rFonts w:ascii="Times New Roman" w:eastAsia="Calibri" w:hAnsi="Times New Roman" w:cs="Times New Roman"/>
+                <w:rFonts w:ascii="Times New Roman" w:hAnsi="Times New Roman" w:eastAsia="Calibri" w:cs="Times New Roman"/>
                 <w:b/>
                 <w:noProof/>
                 <w:sz w:val="24"/>
@@ -2517,7 +2525,7 @@
             <w:r>
               <w:rPr>
                 <w:rStyle w:val="Hyperlink"/>
-                <w:rFonts w:ascii="Times New Roman" w:eastAsia="Calibri" w:hAnsi="Times New Roman" w:cs="Times New Roman"/>
+                <w:rFonts w:ascii="Times New Roman" w:hAnsi="Times New Roman" w:eastAsia="Calibri" w:cs="Times New Roman"/>
                 <w:b/>
                 <w:noProof/>
                 <w:sz w:val="24"/>
@@ -2612,11 +2620,11 @@
               <w14:ligatures w14:val="standardContextual"/>
             </w:rPr>
           </w:pPr>
-          <w:hyperlink w:anchor="_Toc236899933" w:history="1">
+          <w:hyperlink w:history="1" w:anchor="_Toc236899933">
             <w:r>
               <w:rPr>
                 <w:rStyle w:val="Hyperlink"/>
-                <w:rFonts w:ascii="Times New Roman" w:eastAsia="Calibri" w:hAnsi="Times New Roman" w:cs="Times New Roman"/>
+                <w:rFonts w:ascii="Times New Roman" w:hAnsi="Times New Roman" w:eastAsia="Calibri" w:cs="Times New Roman"/>
                 <w:b/>
                 <w:noProof/>
                 <w:sz w:val="24"/>
@@ -2638,7 +2646,7 @@
             <w:r>
               <w:rPr>
                 <w:rStyle w:val="Hyperlink"/>
-                <w:rFonts w:ascii="Times New Roman" w:eastAsia="Calibri" w:hAnsi="Times New Roman" w:cs="Times New Roman"/>
+                <w:rFonts w:ascii="Times New Roman" w:hAnsi="Times New Roman" w:eastAsia="Calibri" w:cs="Times New Roman"/>
                 <w:b/>
                 <w:noProof/>
                 <w:sz w:val="24"/>
@@ -2733,11 +2741,11 @@
               <w14:ligatures w14:val="standardContextual"/>
             </w:rPr>
           </w:pPr>
-          <w:hyperlink w:anchor="_Toc236899934" w:history="1">
+          <w:hyperlink w:history="1" w:anchor="_Toc236899934">
             <w:r>
               <w:rPr>
                 <w:rStyle w:val="Hyperlink"/>
-                <w:rFonts w:ascii="Times New Roman" w:eastAsia="Calibri" w:hAnsi="Times New Roman" w:cs="Times New Roman"/>
+                <w:rFonts w:ascii="Times New Roman" w:hAnsi="Times New Roman" w:eastAsia="Calibri" w:cs="Times New Roman"/>
                 <w:b/>
                 <w:noProof/>
                 <w:sz w:val="24"/>
@@ -2759,7 +2767,7 @@
             <w:r>
               <w:rPr>
                 <w:rStyle w:val="Hyperlink"/>
-                <w:rFonts w:ascii="Times New Roman" w:eastAsia="Calibri" w:hAnsi="Times New Roman" w:cs="Times New Roman"/>
+                <w:rFonts w:ascii="Times New Roman" w:hAnsi="Times New Roman" w:eastAsia="Calibri" w:cs="Times New Roman"/>
                 <w:b/>
                 <w:noProof/>
                 <w:sz w:val="24"/>
@@ -2854,11 +2862,11 @@
               <w14:ligatures w14:val="standardContextual"/>
             </w:rPr>
           </w:pPr>
-          <w:hyperlink w:anchor="_Toc236899935" w:history="1">
+          <w:hyperlink w:history="1" w:anchor="_Toc236899935">
             <w:r>
               <w:rPr>
                 <w:rStyle w:val="Hyperlink"/>
-                <w:rFonts w:ascii="Times New Roman" w:eastAsia="Calibri" w:hAnsi="Times New Roman" w:cs="Times New Roman"/>
+                <w:rFonts w:ascii="Times New Roman" w:hAnsi="Times New Roman" w:eastAsia="Calibri" w:cs="Times New Roman"/>
                 <w:b/>
                 <w:noProof/>
                 <w:sz w:val="24"/>
@@ -2880,7 +2888,7 @@
             <w:r>
               <w:rPr>
                 <w:rStyle w:val="Hyperlink"/>
-                <w:rFonts w:ascii="Times New Roman" w:eastAsia="Calibri" w:hAnsi="Times New Roman" w:cs="Times New Roman"/>
+                <w:rFonts w:ascii="Times New Roman" w:hAnsi="Times New Roman" w:eastAsia="Calibri" w:cs="Times New Roman"/>
                 <w:b/>
                 <w:noProof/>
                 <w:sz w:val="24"/>
@@ -2975,11 +2983,11 @@
               <w14:ligatures w14:val="standardContextual"/>
             </w:rPr>
           </w:pPr>
-          <w:hyperlink w:anchor="_Toc236899936" w:history="1">
+          <w:hyperlink w:history="1" w:anchor="_Toc236899936">
             <w:r>
               <w:rPr>
                 <w:rStyle w:val="Hyperlink"/>
-                <w:rFonts w:ascii="Times New Roman" w:eastAsia="Calibri" w:hAnsi="Times New Roman" w:cs="Times New Roman"/>
+                <w:rFonts w:ascii="Times New Roman" w:hAnsi="Times New Roman" w:eastAsia="Calibri" w:cs="Times New Roman"/>
                 <w:b/>
                 <w:noProof/>
                 <w:sz w:val="24"/>
@@ -3001,7 +3009,7 @@
             <w:r>
               <w:rPr>
                 <w:rStyle w:val="Hyperlink"/>
-                <w:rFonts w:ascii="Times New Roman" w:eastAsia="Calibri" w:hAnsi="Times New Roman" w:cs="Times New Roman"/>
+                <w:rFonts w:ascii="Times New Roman" w:hAnsi="Times New Roman" w:eastAsia="Calibri" w:cs="Times New Roman"/>
                 <w:b/>
                 <w:noProof/>
                 <w:sz w:val="24"/>
@@ -3096,11 +3104,11 @@
               <w14:ligatures w14:val="standardContextual"/>
             </w:rPr>
           </w:pPr>
-          <w:hyperlink w:anchor="_Toc236899937" w:history="1">
+          <w:hyperlink w:history="1" w:anchor="_Toc236899937">
             <w:r>
               <w:rPr>
                 <w:rStyle w:val="Hyperlink"/>
-                <w:rFonts w:ascii="Times New Roman" w:eastAsia="Calibri" w:hAnsi="Times New Roman" w:cs="Times New Roman"/>
+                <w:rFonts w:ascii="Times New Roman" w:hAnsi="Times New Roman" w:eastAsia="Calibri" w:cs="Times New Roman"/>
                 <w:b/>
                 <w:noProof/>
                 <w:sz w:val="24"/>
@@ -3122,7 +3130,7 @@
             <w:r>
               <w:rPr>
                 <w:rStyle w:val="Hyperlink"/>
-                <w:rFonts w:ascii="Times New Roman" w:eastAsia="Calibri" w:hAnsi="Times New Roman" w:cs="Times New Roman"/>
+                <w:rFonts w:ascii="Times New Roman" w:hAnsi="Times New Roman" w:eastAsia="Calibri" w:cs="Times New Roman"/>
                 <w:b/>
                 <w:noProof/>
                 <w:sz w:val="24"/>
@@ -3217,11 +3225,11 @@
               <w14:ligatures w14:val="standardContextual"/>
             </w:rPr>
           </w:pPr>
-          <w:hyperlink w:anchor="_Toc236899938" w:history="1">
+          <w:hyperlink w:history="1" w:anchor="_Toc236899938">
             <w:r>
               <w:rPr>
                 <w:rStyle w:val="Hyperlink"/>
-                <w:rFonts w:ascii="Times New Roman" w:eastAsia="Calibri" w:hAnsi="Times New Roman" w:cs="Times New Roman"/>
+                <w:rFonts w:ascii="Times New Roman" w:hAnsi="Times New Roman" w:eastAsia="Calibri" w:cs="Times New Roman"/>
                 <w:b/>
                 <w:noProof/>
                 <w:sz w:val="24"/>
@@ -3243,7 +3251,7 @@
             <w:r>
               <w:rPr>
                 <w:rStyle w:val="Hyperlink"/>
-                <w:rFonts w:ascii="Times New Roman" w:eastAsia="Calibri" w:hAnsi="Times New Roman" w:cs="Times New Roman"/>
+                <w:rFonts w:ascii="Times New Roman" w:hAnsi="Times New Roman" w:eastAsia="Calibri" w:cs="Times New Roman"/>
                 <w:b/>
                 <w:noProof/>
                 <w:sz w:val="24"/>
@@ -3338,11 +3346,11 @@
               <w14:ligatures w14:val="standardContextual"/>
             </w:rPr>
           </w:pPr>
-          <w:hyperlink w:anchor="_Toc236899939" w:history="1">
+          <w:hyperlink w:history="1" w:anchor="_Toc236899939">
             <w:r>
               <w:rPr>
                 <w:rStyle w:val="Hyperlink"/>
-                <w:rFonts w:ascii="Times New Roman" w:eastAsia="Times New Roman" w:hAnsi="Times New Roman" w:cs="Times New Roman"/>
+                <w:rFonts w:ascii="Times New Roman" w:hAnsi="Times New Roman" w:eastAsia="Times New Roman" w:cs="Times New Roman"/>
                 <w:noProof/>
                 <w:sz w:val="24"/>
                 <w:szCs w:val="24"/>
@@ -3363,7 +3371,7 @@
             <w:r>
               <w:rPr>
                 <w:rStyle w:val="Hyperlink"/>
-                <w:rFonts w:ascii="Times New Roman" w:eastAsia="Times New Roman" w:hAnsi="Times New Roman" w:cs="Times New Roman"/>
+                <w:rFonts w:ascii="Times New Roman" w:hAnsi="Times New Roman" w:eastAsia="Times New Roman" w:cs="Times New Roman"/>
                 <w:noProof/>
                 <w:sz w:val="24"/>
                 <w:szCs w:val="24"/>
@@ -3457,11 +3465,11 @@
               <w14:ligatures w14:val="standardContextual"/>
             </w:rPr>
           </w:pPr>
-          <w:hyperlink w:anchor="_Toc236899940" w:history="1">
+          <w:hyperlink w:history="1" w:anchor="_Toc236899940">
             <w:r>
               <w:rPr>
                 <w:rStyle w:val="Hyperlink"/>
-                <w:rFonts w:ascii="Times New Roman" w:eastAsia="Calibri" w:hAnsi="Times New Roman" w:cs="Times New Roman"/>
+                <w:rFonts w:ascii="Times New Roman" w:hAnsi="Times New Roman" w:eastAsia="Calibri" w:cs="Times New Roman"/>
                 <w:b/>
                 <w:noProof/>
                 <w:sz w:val="24"/>
@@ -3483,7 +3491,7 @@
             <w:r>
               <w:rPr>
                 <w:rStyle w:val="Hyperlink"/>
-                <w:rFonts w:ascii="Times New Roman" w:eastAsia="Calibri" w:hAnsi="Times New Roman" w:cs="Times New Roman"/>
+                <w:rFonts w:ascii="Times New Roman" w:hAnsi="Times New Roman" w:eastAsia="Calibri" w:cs="Times New Roman"/>
                 <w:b/>
                 <w:noProof/>
                 <w:sz w:val="24"/>
@@ -3578,11 +3586,11 @@
               <w14:ligatures w14:val="standardContextual"/>
             </w:rPr>
           </w:pPr>
-          <w:hyperlink w:anchor="_Toc236899941" w:history="1">
+          <w:hyperlink w:history="1" w:anchor="_Toc236899941">
             <w:r>
               <w:rPr>
                 <w:rStyle w:val="Hyperlink"/>
-                <w:rFonts w:ascii="Times New Roman" w:eastAsia="Calibri" w:hAnsi="Times New Roman" w:cs="Times New Roman"/>
+                <w:rFonts w:ascii="Times New Roman" w:hAnsi="Times New Roman" w:eastAsia="Calibri" w:cs="Times New Roman"/>
                 <w:b/>
                 <w:noProof/>
                 <w:sz w:val="24"/>
@@ -3604,7 +3612,7 @@
             <w:r>
               <w:rPr>
                 <w:rStyle w:val="Hyperlink"/>
-                <w:rFonts w:ascii="Times New Roman" w:eastAsia="Calibri" w:hAnsi="Times New Roman" w:cs="Times New Roman"/>
+                <w:rFonts w:ascii="Times New Roman" w:hAnsi="Times New Roman" w:eastAsia="Calibri" w:cs="Times New Roman"/>
                 <w:b/>
                 <w:noProof/>
                 <w:sz w:val="24"/>
@@ -3699,11 +3707,11 @@
               <w14:ligatures w14:val="standardContextual"/>
             </w:rPr>
           </w:pPr>
-          <w:hyperlink w:anchor="_Toc236899942" w:history="1">
+          <w:hyperlink w:history="1" w:anchor="_Toc236899942">
             <w:r>
               <w:rPr>
                 <w:rStyle w:val="Hyperlink"/>
-                <w:rFonts w:ascii="Times New Roman" w:eastAsia="Calibri" w:hAnsi="Times New Roman" w:cs="Times New Roman"/>
+                <w:rFonts w:ascii="Times New Roman" w:hAnsi="Times New Roman" w:eastAsia="Calibri" w:cs="Times New Roman"/>
                 <w:b/>
                 <w:noProof/>
                 <w:sz w:val="24"/>
@@ -3725,7 +3733,7 @@
             <w:r>
               <w:rPr>
                 <w:rStyle w:val="Hyperlink"/>
-                <w:rFonts w:ascii="Times New Roman" w:eastAsia="Calibri" w:hAnsi="Times New Roman" w:cs="Times New Roman"/>
+                <w:rFonts w:ascii="Times New Roman" w:hAnsi="Times New Roman" w:eastAsia="Calibri" w:cs="Times New Roman"/>
                 <w:b/>
                 <w:noProof/>
                 <w:sz w:val="24"/>
@@ -3820,11 +3828,11 @@
               <w14:ligatures w14:val="standardContextual"/>
             </w:rPr>
           </w:pPr>
-          <w:hyperlink w:anchor="_Toc236899943" w:history="1">
+          <w:hyperlink w:history="1" w:anchor="_Toc236899943">
             <w:r>
               <w:rPr>
                 <w:rStyle w:val="Hyperlink"/>
-                <w:rFonts w:ascii="Times New Roman" w:eastAsia="Calibri" w:hAnsi="Times New Roman" w:cs="Times New Roman"/>
+                <w:rFonts w:ascii="Times New Roman" w:hAnsi="Times New Roman" w:eastAsia="Calibri" w:cs="Times New Roman"/>
                 <w:b/>
                 <w:noProof/>
                 <w:sz w:val="24"/>
@@ -3846,7 +3854,7 @@
             <w:r>
               <w:rPr>
                 <w:rStyle w:val="Hyperlink"/>
-                <w:rFonts w:ascii="Times New Roman" w:eastAsia="Calibri" w:hAnsi="Times New Roman" w:cs="Times New Roman"/>
+                <w:rFonts w:ascii="Times New Roman" w:hAnsi="Times New Roman" w:eastAsia="Calibri" w:cs="Times New Roman"/>
                 <w:b/>
                 <w:noProof/>
                 <w:sz w:val="24"/>
@@ -3957,13 +3965,12 @@
           <w:b/>
         </w:rPr>
       </w:pPr>
-      <w:bookmarkStart w:id="5" w:name="_Toc384987395"/>
+      <w:bookmarkStart w:name="_Toc384987395" w:id="5"/>
       <w:r>
         <w:rPr>
           <w:rFonts w:eastAsia="Calibri"/>
           <w:b/>
         </w:rPr>
-        <w:lastRenderedPageBreak/>
         <w:t>TÀI LIỆU ĐẶC TẢ YÊU CẦU PHẦN MỀM</w:t>
       </w:r>
     </w:p>
@@ -3986,7 +3993,7 @@
           <w:b/>
         </w:rPr>
       </w:pPr>
-      <w:bookmarkStart w:id="6" w:name="_Toc236899929"/>
+      <w:bookmarkStart w:name="_Toc236899929" w:id="6"/>
       <w:r>
         <w:rPr>
           <w:rFonts w:eastAsia="Calibri"/>
@@ -4016,9 +4023,9 @@
           <w:b/>
         </w:rPr>
       </w:pPr>
-      <w:bookmarkStart w:id="7" w:name="_Toc360108586"/>
-      <w:bookmarkStart w:id="8" w:name="_Toc384987398"/>
-      <w:bookmarkStart w:id="9" w:name="_Toc236899930"/>
+      <w:bookmarkStart w:name="_Toc360108586" w:id="7"/>
+      <w:bookmarkStart w:name="_Toc384987398" w:id="8"/>
+      <w:bookmarkStart w:name="_Toc236899930" w:id="9"/>
       <w:r>
         <w:rPr>
           <w:rFonts w:eastAsia="Calibri"/>
@@ -4035,12 +4042,12 @@
         <w:tblW w:w="8748" w:type="dxa"/>
         <w:tblInd w:w="468" w:type="dxa"/>
         <w:tblBorders>
-          <w:top w:val="dotted" w:sz="4" w:space="0" w:color="auto"/>
-          <w:left w:val="dotted" w:sz="4" w:space="0" w:color="auto"/>
-          <w:bottom w:val="dotted" w:sz="4" w:space="0" w:color="auto"/>
-          <w:right w:val="dotted" w:sz="4" w:space="0" w:color="auto"/>
-          <w:insideH w:val="dotted" w:sz="4" w:space="0" w:color="auto"/>
-          <w:insideV w:val="dotted" w:sz="4" w:space="0" w:color="auto"/>
+          <w:top w:val="dotted" w:color="auto" w:sz="4" w:space="0"/>
+          <w:left w:val="dotted" w:color="auto" w:sz="4" w:space="0"/>
+          <w:bottom w:val="dotted" w:color="auto" w:sz="4" w:space="0"/>
+          <w:right w:val="dotted" w:color="auto" w:sz="4" w:space="0"/>
+          <w:insideH w:val="dotted" w:color="auto" w:sz="4" w:space="0"/>
+          <w:insideV w:val="dotted" w:color="auto" w:sz="4" w:space="0"/>
         </w:tblBorders>
         <w:tblLayout w:type="fixed"/>
         <w:tblLook w:val="0000" w:firstRow="0" w:lastRow="0" w:firstColumn="0" w:lastColumn="0" w:noHBand="0" w:noVBand="0"/>
@@ -4072,8 +4079,8 @@
                 <w:szCs w:val="24"/>
               </w:rPr>
             </w:pPr>
-            <w:bookmarkStart w:id="10" w:name="_Toc360108587"/>
-            <w:bookmarkStart w:id="11" w:name="_Toc384987399"/>
+            <w:bookmarkStart w:name="_Toc360108587" w:id="10"/>
+            <w:bookmarkStart w:name="_Toc384987399" w:id="11"/>
             <w:r>
               <w:rPr>
                 <w:rFonts w:ascii="Times New Roman" w:hAnsi="Times New Roman" w:cs="Times New Roman"/>
@@ -4377,7 +4384,7 @@
           <w:b/>
         </w:rPr>
       </w:pPr>
-      <w:bookmarkStart w:id="12" w:name="_Toc236899931"/>
+      <w:bookmarkStart w:name="_Toc236899931" w:id="12"/>
       <w:r>
         <w:rPr>
           <w:rFonts w:eastAsia="Calibri"/>
@@ -4394,12 +4401,12 @@
         <w:tblW w:w="8748" w:type="dxa"/>
         <w:tblInd w:w="468" w:type="dxa"/>
         <w:tblBorders>
-          <w:top w:val="dotted" w:sz="4" w:space="0" w:color="auto"/>
-          <w:left w:val="dotted" w:sz="4" w:space="0" w:color="auto"/>
-          <w:bottom w:val="dotted" w:sz="4" w:space="0" w:color="auto"/>
-          <w:right w:val="dotted" w:sz="4" w:space="0" w:color="auto"/>
-          <w:insideH w:val="dotted" w:sz="4" w:space="0" w:color="auto"/>
-          <w:insideV w:val="dotted" w:sz="4" w:space="0" w:color="auto"/>
+          <w:top w:val="dotted" w:color="auto" w:sz="4" w:space="0"/>
+          <w:left w:val="dotted" w:color="auto" w:sz="4" w:space="0"/>
+          <w:bottom w:val="dotted" w:color="auto" w:sz="4" w:space="0"/>
+          <w:right w:val="dotted" w:color="auto" w:sz="4" w:space="0"/>
+          <w:insideH w:val="dotted" w:color="auto" w:sz="4" w:space="0"/>
+          <w:insideV w:val="dotted" w:color="auto" w:sz="4" w:space="0"/>
         </w:tblBorders>
         <w:tblLayout w:type="fixed"/>
         <w:tblLook w:val="0000" w:firstRow="0" w:lastRow="0" w:firstColumn="0" w:lastColumn="0" w:noHBand="0" w:noVBand="0"/>
@@ -4431,7 +4438,7 @@
                 <w:szCs w:val="24"/>
               </w:rPr>
             </w:pPr>
-            <w:bookmarkStart w:id="13" w:name="_Toc360108588"/>
+            <w:bookmarkStart w:name="_Toc360108588" w:id="13"/>
             <w:r>
               <w:rPr>
                 <w:rFonts w:ascii="Times New Roman" w:hAnsi="Times New Roman" w:cs="Times New Roman"/>
@@ -4585,8 +4592,8 @@
         </w:rPr>
         <w:t xml:space="preserve"> </w:t>
       </w:r>
-      <w:bookmarkStart w:id="14" w:name="_Toc384987400"/>
-      <w:bookmarkStart w:id="15" w:name="_Toc236899932"/>
+      <w:bookmarkStart w:name="_Toc384987400" w:id="14"/>
+      <w:bookmarkStart w:name="_Toc236899932" w:id="15"/>
       <w:bookmarkEnd w:id="13"/>
       <w:r>
         <w:rPr>
@@ -4617,9 +4624,9 @@
           <w:b/>
         </w:rPr>
       </w:pPr>
-      <w:bookmarkStart w:id="16" w:name="_Toc360108591"/>
-      <w:bookmarkStart w:id="17" w:name="_Toc384987405"/>
-      <w:bookmarkStart w:id="18" w:name="_Toc236899933"/>
+      <w:bookmarkStart w:name="_Toc360108591" w:id="16"/>
+      <w:bookmarkStart w:name="_Toc384987405" w:id="17"/>
+      <w:bookmarkStart w:name="_Toc236899933" w:id="18"/>
       <w:r>
         <w:rPr>
           <w:rFonts w:eastAsia="Calibri"/>
@@ -4665,14 +4672,14 @@
           <w:b/>
         </w:rPr>
       </w:pPr>
-      <w:bookmarkStart w:id="19" w:name="_Toc360108596"/>
-      <w:bookmarkStart w:id="20" w:name="_Toc384987410"/>
-      <w:bookmarkStart w:id="21" w:name="_Toc155610000"/>
-      <w:bookmarkStart w:id="22" w:name="_Ref255054510"/>
-      <w:bookmarkStart w:id="23" w:name="_Ref255054514"/>
-      <w:bookmarkStart w:id="24" w:name="_Ref255291176"/>
-      <w:bookmarkStart w:id="25" w:name="_Toc322091323"/>
-      <w:bookmarkStart w:id="26" w:name="_Toc236899934"/>
+      <w:bookmarkStart w:name="_Toc360108596" w:id="19"/>
+      <w:bookmarkStart w:name="_Toc384987410" w:id="20"/>
+      <w:bookmarkStart w:name="_Toc155610000" w:id="21"/>
+      <w:bookmarkStart w:name="_Ref255054510" w:id="22"/>
+      <w:bookmarkStart w:name="_Ref255054514" w:id="23"/>
+      <w:bookmarkStart w:name="_Ref255291176" w:id="24"/>
+      <w:bookmarkStart w:name="_Toc322091323" w:id="25"/>
+      <w:bookmarkStart w:name="_Toc236899934" w:id="26"/>
       <w:r>
         <w:rPr>
           <w:rFonts w:eastAsia="Calibri"/>
@@ -4718,9 +4725,9 @@
           <w:b/>
         </w:rPr>
       </w:pPr>
-      <w:bookmarkStart w:id="27" w:name="_Toc360108597"/>
-      <w:bookmarkStart w:id="28" w:name="_Toc384987411"/>
-      <w:bookmarkStart w:id="29" w:name="_Toc236899935"/>
+      <w:bookmarkStart w:name="_Toc360108597" w:id="27"/>
+      <w:bookmarkStart w:name="_Toc384987411" w:id="28"/>
+      <w:bookmarkStart w:name="_Toc236899935" w:id="29"/>
       <w:r>
         <w:rPr>
           <w:rFonts w:eastAsia="Calibri"/>
@@ -4737,7 +4744,7 @@
         <w:spacing w:line="360" w:lineRule="auto"/>
         <w:ind w:left="630"/>
       </w:pPr>
-      <w:bookmarkStart w:id="30" w:name="_Toc360108598"/>
+      <w:bookmarkStart w:name="_Toc360108598" w:id="30"/>
       <w:r>
         <w:t>[</w:t>
       </w:r>
@@ -4767,8 +4774,8 @@
           <w:b/>
         </w:rPr>
       </w:pPr>
-      <w:bookmarkStart w:id="31" w:name="_Toc384987412"/>
-      <w:bookmarkStart w:id="32" w:name="_Toc236899936"/>
+      <w:bookmarkStart w:name="_Toc384987412" w:id="31"/>
+      <w:bookmarkStart w:name="_Toc236899936" w:id="32"/>
       <w:r>
         <w:rPr>
           <w:rFonts w:eastAsia="Calibri"/>
@@ -4814,8 +4821,8 @@
           <w:b/>
         </w:rPr>
       </w:pPr>
-      <w:bookmarkStart w:id="33" w:name="_Toc384987413"/>
-      <w:bookmarkStart w:id="34" w:name="_Toc236899937"/>
+      <w:bookmarkStart w:name="_Toc384987413" w:id="33"/>
+      <w:bookmarkStart w:name="_Toc236899937" w:id="34"/>
       <w:bookmarkEnd w:id="21"/>
       <w:bookmarkEnd w:id="22"/>
       <w:bookmarkEnd w:id="23"/>
@@ -4850,13 +4857,13 @@
           <w:b/>
         </w:rPr>
       </w:pPr>
-      <w:bookmarkStart w:id="35" w:name="_Use_case_AHR-004a_–_UC01:_Manage_St"/>
-      <w:bookmarkStart w:id="36" w:name="_Use_case_AHR-004a_–_UC01:_Manage_St_1"/>
-      <w:bookmarkStart w:id="37" w:name="_Toc360108600"/>
-      <w:bookmarkStart w:id="38" w:name="_Toc384987414"/>
-      <w:bookmarkStart w:id="39" w:name="_Ref255057459"/>
-      <w:bookmarkStart w:id="40" w:name="_Toc155610002"/>
-      <w:bookmarkStart w:id="41" w:name="_Toc236899938"/>
+      <w:bookmarkStart w:name="_Use_case_AHR-004a_–_UC01:_Manage_St" w:id="35"/>
+      <w:bookmarkStart w:name="_Use_case_AHR-004a_–_UC01:_Manage_St_1" w:id="36"/>
+      <w:bookmarkStart w:name="_Toc360108600" w:id="37"/>
+      <w:bookmarkStart w:name="_Toc384987414" w:id="38"/>
+      <w:bookmarkStart w:name="_Ref255057459" w:id="39"/>
+      <w:bookmarkStart w:name="_Toc155610002" w:id="40"/>
+      <w:bookmarkStart w:name="_Toc236899938" w:id="41"/>
       <w:bookmarkEnd w:id="35"/>
       <w:bookmarkEnd w:id="36"/>
       <w:r>
@@ -4882,22 +4889,22 @@
         <w:ind w:left="907" w:right="0" w:hanging="547"/>
         <w:jc w:val="left"/>
         <w:rPr>
-          <w:rFonts w:ascii="Times New Roman" w:eastAsia="Times New Roman" w:hAnsi="Times New Roman" w:cs="Times New Roman"/>
+          <w:rFonts w:ascii="Times New Roman" w:hAnsi="Times New Roman" w:eastAsia="Times New Roman" w:cs="Times New Roman"/>
         </w:rPr>
       </w:pPr>
-      <w:bookmarkStart w:id="42" w:name="_Toc384987415"/>
-      <w:bookmarkStart w:id="43" w:name="_Toc360108732"/>
-      <w:bookmarkStart w:id="44" w:name="_Toc236899939"/>
+      <w:bookmarkStart w:name="_Toc384987415" w:id="42"/>
+      <w:bookmarkStart w:name="_Toc360108732" w:id="43"/>
+      <w:bookmarkStart w:name="_Toc236899939" w:id="44"/>
       <w:r>
         <w:rPr>
-          <w:rFonts w:ascii="Times New Roman" w:eastAsia="Times New Roman" w:hAnsi="Times New Roman" w:cs="Times New Roman"/>
+          <w:rFonts w:ascii="Times New Roman" w:hAnsi="Times New Roman" w:eastAsia="Times New Roman" w:cs="Times New Roman"/>
         </w:rPr>
         <w:t>Use case 1</w:t>
       </w:r>
       <w:bookmarkEnd w:id="42"/>
       <w:r>
         <w:rPr>
-          <w:rFonts w:ascii="Times New Roman" w:eastAsia="Times New Roman" w:hAnsi="Times New Roman" w:cs="Times New Roman"/>
+          <w:rFonts w:ascii="Times New Roman" w:hAnsi="Times New Roman" w:eastAsia="Times New Roman" w:cs="Times New Roman"/>
         </w:rPr>
         <w:t xml:space="preserve"> &lt;</w:t>
       </w:r>
@@ -4915,13 +4922,13 @@
       </w:r>
       <w:r>
         <w:rPr>
-          <w:rFonts w:ascii="Times New Roman" w:eastAsia="Times New Roman" w:hAnsi="Times New Roman" w:cs="Times New Roman"/>
+          <w:rFonts w:ascii="Times New Roman" w:hAnsi="Times New Roman" w:eastAsia="Times New Roman" w:cs="Times New Roman"/>
         </w:rPr>
         <w:t xml:space="preserve"> </w:t>
       </w:r>
       <w:r>
         <w:rPr>
-          <w:rFonts w:ascii="Times New Roman" w:eastAsia="Times New Roman" w:hAnsi="Times New Roman" w:cs="Times New Roman"/>
+          <w:rFonts w:ascii="Times New Roman" w:hAnsi="Times New Roman" w:eastAsia="Times New Roman" w:cs="Times New Roman"/>
         </w:rPr>
         <w:t>&gt;</w:t>
       </w:r>
@@ -4932,12 +4939,12 @@
         <w:tblW w:w="4743" w:type="pct"/>
         <w:tblInd w:w="475" w:type="dxa"/>
         <w:tblBorders>
-          <w:top w:val="single" w:sz="4" w:space="0" w:color="000000" w:themeColor="text1"/>
-          <w:left w:val="single" w:sz="4" w:space="0" w:color="000000" w:themeColor="text1"/>
-          <w:bottom w:val="single" w:sz="4" w:space="0" w:color="000000" w:themeColor="text1"/>
-          <w:right w:val="single" w:sz="4" w:space="0" w:color="000000" w:themeColor="text1"/>
-          <w:insideH w:val="single" w:sz="4" w:space="0" w:color="000000" w:themeColor="text1"/>
-          <w:insideV w:val="single" w:sz="4" w:space="0" w:color="000000" w:themeColor="text1"/>
+          <w:top w:val="single" w:color="000000" w:themeColor="text1" w:sz="4" w:space="0"/>
+          <w:left w:val="single" w:color="000000" w:themeColor="text1" w:sz="4" w:space="0"/>
+          <w:bottom w:val="single" w:color="000000" w:themeColor="text1" w:sz="4" w:space="0"/>
+          <w:right w:val="single" w:color="000000" w:themeColor="text1" w:sz="4" w:space="0"/>
+          <w:insideH w:val="single" w:color="000000" w:themeColor="text1" w:sz="4" w:space="0"/>
+          <w:insideV w:val="single" w:color="000000" w:themeColor="text1" w:sz="4" w:space="0"/>
         </w:tblBorders>
         <w:tblCellMar>
           <w:top w:w="29" w:type="dxa"/>
@@ -5280,12 +5287,12 @@
         <w:tblW w:w="9180" w:type="dxa"/>
         <w:tblInd w:w="475" w:type="dxa"/>
         <w:tblBorders>
-          <w:top w:val="single" w:sz="8" w:space="0" w:color="000000" w:themeColor="text1"/>
-          <w:left w:val="single" w:sz="8" w:space="0" w:color="000000" w:themeColor="text1"/>
-          <w:bottom w:val="single" w:sz="8" w:space="0" w:color="000000" w:themeColor="text1"/>
-          <w:right w:val="single" w:sz="8" w:space="0" w:color="000000" w:themeColor="text1"/>
-          <w:insideH w:val="single" w:sz="8" w:space="0" w:color="000000" w:themeColor="text1"/>
-          <w:insideV w:val="single" w:sz="8" w:space="0" w:color="000000" w:themeColor="text1"/>
+          <w:top w:val="single" w:color="000000" w:themeColor="text1" w:sz="8" w:space="0"/>
+          <w:left w:val="single" w:color="000000" w:themeColor="text1" w:sz="8" w:space="0"/>
+          <w:bottom w:val="single" w:color="000000" w:themeColor="text1" w:sz="8" w:space="0"/>
+          <w:right w:val="single" w:color="000000" w:themeColor="text1" w:sz="8" w:space="0"/>
+          <w:insideH w:val="single" w:color="000000" w:themeColor="text1" w:sz="8" w:space="0"/>
+          <w:insideV w:val="single" w:color="000000" w:themeColor="text1" w:sz="8" w:space="0"/>
         </w:tblBorders>
         <w:tblLayout w:type="fixed"/>
         <w:tblLook w:val="01E0" w:firstRow="1" w:lastRow="1" w:firstColumn="1" w:lastColumn="1" w:noHBand="0" w:noVBand="0"/>
@@ -5309,7 +5316,7 @@
               <w:ind w:left="-144" w:right="-144"/>
               <w:jc w:val="center"/>
               <w:rPr>
-                <w:rFonts w:ascii="Times New Roman" w:eastAsia="Times New Roman" w:hAnsi="Times New Roman" w:cs="Times New Roman"/>
+                <w:rFonts w:ascii="Times New Roman" w:hAnsi="Times New Roman" w:eastAsia="Times New Roman" w:cs="Times New Roman"/>
                 <w:sz w:val="24"/>
                 <w:szCs w:val="24"/>
                 <w:lang w:val="en-GB"/>
@@ -5317,12 +5324,11 @@
             </w:pPr>
             <w:r>
               <w:rPr>
-                <w:rFonts w:ascii="Times New Roman" w:eastAsia="Times New Roman" w:hAnsi="Times New Roman" w:cs="Times New Roman"/>
+                <w:rFonts w:ascii="Times New Roman" w:hAnsi="Times New Roman" w:eastAsia="Times New Roman" w:cs="Times New Roman"/>
                 <w:sz w:val="24"/>
                 <w:szCs w:val="24"/>
                 <w:lang w:val="en-GB"/>
               </w:rPr>
-              <w:lastRenderedPageBreak/>
               <w:t>Hoạt động</w:t>
             </w:r>
           </w:p>
@@ -5332,9 +5338,9 @@
             <w:cnfStyle w:val="000010000000" w:firstRow="0" w:lastRow="0" w:firstColumn="0" w:lastColumn="0" w:oddVBand="1" w:evenVBand="0" w:oddHBand="0" w:evenHBand="0" w:firstRowFirstColumn="0" w:firstRowLastColumn="0" w:lastRowFirstColumn="0" w:lastRowLastColumn="0"/>
             <w:tcW w:w="851" w:type="dxa"/>
             <w:tcBorders>
-              <w:top w:val="none" w:sz="0" w:space="0" w:color="auto"/>
-              <w:left w:val="none" w:sz="0" w:space="0" w:color="auto"/>
-              <w:right w:val="none" w:sz="0" w:space="0" w:color="auto"/>
+              <w:top w:val="none" w:color="auto" w:sz="0" w:space="0"/>
+              <w:left w:val="none" w:color="auto" w:sz="0" w:space="0"/>
+              <w:right w:val="none" w:color="auto" w:sz="0" w:space="0"/>
             </w:tcBorders>
           </w:tcPr>
           <w:p>
@@ -5342,7 +5348,7 @@
               <w:ind w:left="-142" w:right="-320"/>
               <w:jc w:val="both"/>
               <w:rPr>
-                <w:rFonts w:ascii="Times New Roman" w:eastAsia="Times New Roman" w:hAnsi="Times New Roman" w:cs="Times New Roman"/>
+                <w:rFonts w:ascii="Times New Roman" w:hAnsi="Times New Roman" w:eastAsia="Times New Roman" w:cs="Times New Roman"/>
                 <w:sz w:val="24"/>
                 <w:szCs w:val="24"/>
                 <w:lang w:val="en-GB"/>
@@ -5350,7 +5356,7 @@
             </w:pPr>
             <w:r>
               <w:rPr>
-                <w:rFonts w:ascii="Times New Roman" w:eastAsia="Times New Roman" w:hAnsi="Times New Roman" w:cs="Times New Roman"/>
+                <w:rFonts w:ascii="Times New Roman" w:hAnsi="Times New Roman" w:eastAsia="Times New Roman" w:cs="Times New Roman"/>
                 <w:sz w:val="24"/>
                 <w:szCs w:val="24"/>
                 <w:lang w:val="en-GB"/>
@@ -5359,7 +5365,7 @@
             </w:r>
             <w:r>
               <w:rPr>
-                <w:rFonts w:ascii="Times New Roman" w:eastAsia="Times New Roman" w:hAnsi="Times New Roman" w:cs="Times New Roman"/>
+                <w:rFonts w:ascii="Times New Roman" w:hAnsi="Times New Roman" w:eastAsia="Times New Roman" w:cs="Times New Roman"/>
                 <w:sz w:val="24"/>
                 <w:szCs w:val="24"/>
                 <w:lang w:val="en-GB"/>
@@ -5378,7 +5384,7 @@
               <w:ind w:left="-142" w:right="-320"/>
               <w:jc w:val="center"/>
               <w:rPr>
-                <w:rFonts w:ascii="Times New Roman" w:eastAsia="Times New Roman" w:hAnsi="Times New Roman" w:cs="Times New Roman"/>
+                <w:rFonts w:ascii="Times New Roman" w:hAnsi="Times New Roman" w:eastAsia="Times New Roman" w:cs="Times New Roman"/>
                 <w:sz w:val="24"/>
                 <w:szCs w:val="24"/>
                 <w:lang w:val="en-GB"/>
@@ -5386,7 +5392,7 @@
             </w:pPr>
             <w:r>
               <w:rPr>
-                <w:rFonts w:ascii="Times New Roman" w:eastAsia="Times New Roman" w:hAnsi="Times New Roman" w:cs="Times New Roman"/>
+                <w:rFonts w:ascii="Times New Roman" w:hAnsi="Times New Roman" w:eastAsia="Times New Roman" w:cs="Times New Roman"/>
                 <w:sz w:val="24"/>
                 <w:szCs w:val="24"/>
                 <w:lang w:val="en-GB"/>
@@ -5405,9 +5411,9 @@
             <w:cnfStyle w:val="001000000000" w:firstRow="0" w:lastRow="0" w:firstColumn="1" w:lastColumn="0" w:oddVBand="0" w:evenVBand="0" w:oddHBand="0" w:evenHBand="0" w:firstRowFirstColumn="0" w:firstRowLastColumn="0" w:lastRowFirstColumn="0" w:lastRowLastColumn="0"/>
             <w:tcW w:w="1216" w:type="dxa"/>
             <w:tcBorders>
-              <w:top w:val="none" w:sz="0" w:space="0" w:color="auto"/>
-              <w:left w:val="none" w:sz="0" w:space="0" w:color="auto"/>
-              <w:bottom w:val="none" w:sz="0" w:space="0" w:color="auto"/>
+              <w:top w:val="none" w:color="auto" w:sz="0" w:space="0"/>
+              <w:left w:val="none" w:color="auto" w:sz="0" w:space="0"/>
+              <w:bottom w:val="none" w:color="auto" w:sz="0" w:space="0"/>
             </w:tcBorders>
           </w:tcPr>
           <w:p>
@@ -5415,7 +5421,7 @@
               <w:ind w:left="-144" w:right="-144"/>
               <w:jc w:val="center"/>
               <w:rPr>
-                <w:rFonts w:ascii="Times New Roman" w:eastAsia="Times New Roman" w:hAnsi="Times New Roman" w:cs="Times New Roman"/>
+                <w:rFonts w:ascii="Times New Roman" w:hAnsi="Times New Roman" w:eastAsia="Times New Roman" w:cs="Times New Roman"/>
                 <w:sz w:val="24"/>
                 <w:szCs w:val="24"/>
                 <w:lang w:val="en-GB"/>
@@ -5428,10 +5434,10 @@
             <w:cnfStyle w:val="000010000000" w:firstRow="0" w:lastRow="0" w:firstColumn="0" w:lastColumn="0" w:oddVBand="1" w:evenVBand="0" w:oddHBand="0" w:evenHBand="0" w:firstRowFirstColumn="0" w:firstRowLastColumn="0" w:lastRowFirstColumn="0" w:lastRowLastColumn="0"/>
             <w:tcW w:w="851" w:type="dxa"/>
             <w:tcBorders>
-              <w:top w:val="none" w:sz="0" w:space="0" w:color="auto"/>
-              <w:left w:val="none" w:sz="0" w:space="0" w:color="auto"/>
-              <w:bottom w:val="none" w:sz="0" w:space="0" w:color="auto"/>
-              <w:right w:val="none" w:sz="0" w:space="0" w:color="auto"/>
+              <w:top w:val="none" w:color="auto" w:sz="0" w:space="0"/>
+              <w:left w:val="none" w:color="auto" w:sz="0" w:space="0"/>
+              <w:bottom w:val="none" w:color="auto" w:sz="0" w:space="0"/>
+              <w:right w:val="none" w:color="auto" w:sz="0" w:space="0"/>
             </w:tcBorders>
           </w:tcPr>
           <w:p>
@@ -5439,7 +5445,7 @@
               <w:ind w:left="-144" w:right="-144"/>
               <w:jc w:val="center"/>
               <w:rPr>
-                <w:rFonts w:ascii="Times New Roman" w:eastAsia="Times New Roman" w:hAnsi="Times New Roman" w:cs="Times New Roman"/>
+                <w:rFonts w:ascii="Times New Roman" w:hAnsi="Times New Roman" w:eastAsia="Times New Roman" w:cs="Times New Roman"/>
                 <w:sz w:val="24"/>
                 <w:szCs w:val="24"/>
                 <w:lang w:val="en-GB"/>
@@ -5447,7 +5453,7 @@
             </w:pPr>
             <w:r>
               <w:rPr>
-                <w:rFonts w:ascii="Times New Roman" w:eastAsia="Times New Roman" w:hAnsi="Times New Roman" w:cs="Times New Roman"/>
+                <w:rFonts w:ascii="Times New Roman" w:hAnsi="Times New Roman" w:eastAsia="Times New Roman" w:cs="Times New Roman"/>
                 <w:sz w:val="24"/>
                 <w:szCs w:val="24"/>
                 <w:lang w:val="en-GB"/>
@@ -5461,16 +5467,16 @@
             <w:cnfStyle w:val="000100000000" w:firstRow="0" w:lastRow="0" w:firstColumn="0" w:lastColumn="1" w:oddVBand="0" w:evenVBand="0" w:oddHBand="0" w:evenHBand="0" w:firstRowFirstColumn="0" w:firstRowLastColumn="0" w:lastRowFirstColumn="0" w:lastRowLastColumn="0"/>
             <w:tcW w:w="7113" w:type="dxa"/>
             <w:tcBorders>
-              <w:top w:val="none" w:sz="0" w:space="0" w:color="auto"/>
-              <w:bottom w:val="none" w:sz="0" w:space="0" w:color="auto"/>
-              <w:right w:val="none" w:sz="0" w:space="0" w:color="auto"/>
+              <w:top w:val="none" w:color="auto" w:sz="0" w:space="0"/>
+              <w:bottom w:val="none" w:color="auto" w:sz="0" w:space="0"/>
+              <w:right w:val="none" w:color="auto" w:sz="0" w:space="0"/>
             </w:tcBorders>
           </w:tcPr>
           <w:p>
             <w:pPr>
               <w:ind w:right="-320"/>
               <w:rPr>
-                <w:rFonts w:ascii="Times New Roman" w:eastAsia="Times New Roman" w:hAnsi="Times New Roman" w:cs="Times New Roman"/>
+                <w:rFonts w:ascii="Times New Roman" w:hAnsi="Times New Roman" w:eastAsia="Times New Roman" w:cs="Times New Roman"/>
                 <w:sz w:val="24"/>
                 <w:szCs w:val="24"/>
                 <w:lang w:val="en-GB"/>
@@ -5478,7 +5484,7 @@
             </w:pPr>
             <w:r>
               <w:rPr>
-                <w:rFonts w:ascii="Times New Roman" w:eastAsia="Times New Roman" w:hAnsi="Times New Roman" w:cs="Times New Roman"/>
+                <w:rFonts w:ascii="Times New Roman" w:hAnsi="Times New Roman" w:eastAsia="Times New Roman" w:cs="Times New Roman"/>
                 <w:b/>
                 <w:sz w:val="24"/>
                 <w:szCs w:val="24"/>
@@ -5489,7 +5495,7 @@
             </w:r>
             <w:r>
               <w:rPr>
-                <w:rFonts w:ascii="Times New Roman" w:eastAsia="Times New Roman" w:hAnsi="Times New Roman" w:cs="Times New Roman"/>
+                <w:rFonts w:ascii="Times New Roman" w:hAnsi="Times New Roman" w:eastAsia="Times New Roman" w:cs="Times New Roman"/>
                 <w:sz w:val="24"/>
                 <w:szCs w:val="24"/>
                 <w:lang w:val="en-GB"/>
@@ -5654,7 +5660,7 @@
               <w:ind w:left="-144" w:right="-144"/>
               <w:jc w:val="center"/>
               <w:rPr>
-                <w:rFonts w:ascii="Times New Roman" w:eastAsia="Times New Roman" w:hAnsi="Times New Roman" w:cs="Times New Roman"/>
+                <w:rFonts w:ascii="Times New Roman" w:hAnsi="Times New Roman" w:eastAsia="Times New Roman" w:cs="Times New Roman"/>
                 <w:sz w:val="24"/>
                 <w:szCs w:val="24"/>
                 <w:lang w:val="en-GB"/>
@@ -5667,8 +5673,8 @@
             <w:cnfStyle w:val="000010000000" w:firstRow="0" w:lastRow="0" w:firstColumn="0" w:lastColumn="0" w:oddVBand="1" w:evenVBand="0" w:oddHBand="0" w:evenHBand="0" w:firstRowFirstColumn="0" w:firstRowLastColumn="0" w:lastRowFirstColumn="0" w:lastRowLastColumn="0"/>
             <w:tcW w:w="851" w:type="dxa"/>
             <w:tcBorders>
-              <w:left w:val="none" w:sz="0" w:space="0" w:color="auto"/>
-              <w:right w:val="none" w:sz="0" w:space="0" w:color="auto"/>
+              <w:left w:val="none" w:color="auto" w:sz="0" w:space="0"/>
+              <w:right w:val="none" w:color="auto" w:sz="0" w:space="0"/>
             </w:tcBorders>
           </w:tcPr>
           <w:p>
@@ -5676,7 +5682,7 @@
               <w:ind w:left="-144" w:right="-144"/>
               <w:jc w:val="center"/>
               <w:rPr>
-                <w:rFonts w:ascii="Times New Roman" w:eastAsia="Times New Roman" w:hAnsi="Times New Roman" w:cs="Times New Roman"/>
+                <w:rFonts w:ascii="Times New Roman" w:hAnsi="Times New Roman" w:eastAsia="Times New Roman" w:cs="Times New Roman"/>
                 <w:sz w:val="24"/>
                 <w:szCs w:val="24"/>
                 <w:lang w:val="en-GB"/>
@@ -5684,7 +5690,7 @@
             </w:pPr>
             <w:r>
               <w:rPr>
-                <w:rFonts w:ascii="Times New Roman" w:eastAsia="Times New Roman" w:hAnsi="Times New Roman" w:cs="Times New Roman"/>
+                <w:rFonts w:ascii="Times New Roman" w:hAnsi="Times New Roman" w:eastAsia="Times New Roman" w:cs="Times New Roman"/>
                 <w:sz w:val="24"/>
                 <w:szCs w:val="24"/>
                 <w:lang w:val="en-GB"/>
@@ -6182,9 +6188,9 @@
             <w:cnfStyle w:val="001000000000" w:firstRow="0" w:lastRow="0" w:firstColumn="1" w:lastColumn="0" w:oddVBand="0" w:evenVBand="0" w:oddHBand="0" w:evenHBand="0" w:firstRowFirstColumn="0" w:firstRowLastColumn="0" w:lastRowFirstColumn="0" w:lastRowLastColumn="0"/>
             <w:tcW w:w="1216" w:type="dxa"/>
             <w:tcBorders>
-              <w:top w:val="none" w:sz="0" w:space="0" w:color="auto"/>
-              <w:left w:val="none" w:sz="0" w:space="0" w:color="auto"/>
-              <w:bottom w:val="none" w:sz="0" w:space="0" w:color="auto"/>
+              <w:top w:val="none" w:color="auto" w:sz="0" w:space="0"/>
+              <w:left w:val="none" w:color="auto" w:sz="0" w:space="0"/>
+              <w:bottom w:val="none" w:color="auto" w:sz="0" w:space="0"/>
             </w:tcBorders>
           </w:tcPr>
           <w:p>
@@ -6192,7 +6198,7 @@
               <w:ind w:left="-144" w:right="-144"/>
               <w:jc w:val="center"/>
               <w:rPr>
-                <w:rFonts w:ascii="Times New Roman" w:eastAsia="Times New Roman" w:hAnsi="Times New Roman" w:cs="Times New Roman"/>
+                <w:rFonts w:ascii="Times New Roman" w:hAnsi="Times New Roman" w:eastAsia="Times New Roman" w:cs="Times New Roman"/>
                 <w:sz w:val="24"/>
                 <w:szCs w:val="24"/>
                 <w:lang w:val="en-GB"/>
@@ -6205,10 +6211,10 @@
             <w:cnfStyle w:val="000010000000" w:firstRow="0" w:lastRow="0" w:firstColumn="0" w:lastColumn="0" w:oddVBand="1" w:evenVBand="0" w:oddHBand="0" w:evenHBand="0" w:firstRowFirstColumn="0" w:firstRowLastColumn="0" w:lastRowFirstColumn="0" w:lastRowLastColumn="0"/>
             <w:tcW w:w="851" w:type="dxa"/>
             <w:tcBorders>
-              <w:top w:val="none" w:sz="0" w:space="0" w:color="auto"/>
-              <w:left w:val="none" w:sz="0" w:space="0" w:color="auto"/>
-              <w:bottom w:val="none" w:sz="0" w:space="0" w:color="auto"/>
-              <w:right w:val="none" w:sz="0" w:space="0" w:color="auto"/>
+              <w:top w:val="none" w:color="auto" w:sz="0" w:space="0"/>
+              <w:left w:val="none" w:color="auto" w:sz="0" w:space="0"/>
+              <w:bottom w:val="none" w:color="auto" w:sz="0" w:space="0"/>
+              <w:right w:val="none" w:color="auto" w:sz="0" w:space="0"/>
             </w:tcBorders>
           </w:tcPr>
           <w:p>
@@ -6216,7 +6222,7 @@
               <w:ind w:left="-144" w:right="-144"/>
               <w:jc w:val="center"/>
               <w:rPr>
-                <w:rFonts w:ascii="Times New Roman" w:eastAsia="Times New Roman" w:hAnsi="Times New Roman" w:cs="Times New Roman"/>
+                <w:rFonts w:ascii="Times New Roman" w:hAnsi="Times New Roman" w:eastAsia="Times New Roman" w:cs="Times New Roman"/>
                 <w:sz w:val="24"/>
                 <w:szCs w:val="24"/>
                 <w:lang w:val="en-GB"/>
@@ -6224,7 +6230,7 @@
             </w:pPr>
             <w:r>
               <w:rPr>
-                <w:rFonts w:ascii="Times New Roman" w:eastAsia="Times New Roman" w:hAnsi="Times New Roman" w:cs="Times New Roman"/>
+                <w:rFonts w:ascii="Times New Roman" w:hAnsi="Times New Roman" w:eastAsia="Times New Roman" w:cs="Times New Roman"/>
                 <w:sz w:val="24"/>
                 <w:szCs w:val="24"/>
                 <w:lang w:val="en-GB"/>
@@ -6238,9 +6244,9 @@
             <w:cnfStyle w:val="000100000000" w:firstRow="0" w:lastRow="0" w:firstColumn="0" w:lastColumn="1" w:oddVBand="0" w:evenVBand="0" w:oddHBand="0" w:evenHBand="0" w:firstRowFirstColumn="0" w:firstRowLastColumn="0" w:lastRowFirstColumn="0" w:lastRowLastColumn="0"/>
             <w:tcW w:w="7113" w:type="dxa"/>
             <w:tcBorders>
-              <w:top w:val="none" w:sz="0" w:space="0" w:color="auto"/>
-              <w:bottom w:val="none" w:sz="0" w:space="0" w:color="auto"/>
-              <w:right w:val="none" w:sz="0" w:space="0" w:color="auto"/>
+              <w:top w:val="none" w:color="auto" w:sz="0" w:space="0"/>
+              <w:bottom w:val="none" w:color="auto" w:sz="0" w:space="0"/>
+              <w:right w:val="none" w:color="auto" w:sz="0" w:space="0"/>
             </w:tcBorders>
           </w:tcPr>
           <w:p>
@@ -6296,8 +6302,8 @@
           <w:b/>
         </w:rPr>
       </w:pPr>
-      <w:bookmarkStart w:id="45" w:name="_Toc384987416"/>
-      <w:bookmarkStart w:id="46" w:name="_Toc360108733"/>
+      <w:bookmarkStart w:name="_Toc384987416" w:id="45"/>
+      <w:bookmarkStart w:name="_Toc360108733" w:id="46"/>
       <w:bookmarkEnd w:id="39"/>
       <w:bookmarkEnd w:id="40"/>
       <w:bookmarkEnd w:id="43"/>
@@ -6320,6 +6326,7 @@
         <w:tc>
           <w:tcPr>
             <w:tcW w:w="838" w:type="dxa"/>
+            <w:tcMar/>
           </w:tcPr>
           <w:p>
             <w:pPr>
@@ -6344,6 +6351,7 @@
         <w:tc>
           <w:tcPr>
             <w:tcW w:w="2693" w:type="dxa"/>
+            <w:tcMar/>
           </w:tcPr>
           <w:p>
             <w:pPr>
@@ -6368,6 +6376,7 @@
         <w:tc>
           <w:tcPr>
             <w:tcW w:w="1276" w:type="dxa"/>
+            <w:tcMar/>
           </w:tcPr>
           <w:p>
             <w:pPr>
@@ -6392,6 +6401,7 @@
         <w:tc>
           <w:tcPr>
             <w:tcW w:w="4677" w:type="dxa"/>
+            <w:tcMar/>
           </w:tcPr>
           <w:p>
             <w:pPr>
@@ -6419,6 +6429,7 @@
           <w:tcPr>
             <w:tcW w:w="9484" w:type="dxa"/>
             <w:gridSpan w:val="4"/>
+            <w:tcMar/>
           </w:tcPr>
           <w:p>
             <w:pPr>
@@ -6445,6 +6456,7 @@
         <w:tc>
           <w:tcPr>
             <w:tcW w:w="838" w:type="dxa"/>
+            <w:tcMar/>
           </w:tcPr>
           <w:p>
             <w:pPr>
@@ -6461,6 +6473,7 @@
         <w:tc>
           <w:tcPr>
             <w:tcW w:w="2693" w:type="dxa"/>
+            <w:tcMar/>
           </w:tcPr>
           <w:p>
             <w:pPr>
@@ -6482,6 +6495,7 @@
         <w:tc>
           <w:tcPr>
             <w:tcW w:w="1276" w:type="dxa"/>
+            <w:tcMar/>
           </w:tcPr>
           <w:p>
             <w:pPr>
@@ -6499,6 +6513,7 @@
         <w:tc>
           <w:tcPr>
             <w:tcW w:w="4677" w:type="dxa"/>
+            <w:tcMar/>
           </w:tcPr>
           <w:p>
             <w:pPr>
@@ -6518,6 +6533,7 @@
         <w:tc>
           <w:tcPr>
             <w:tcW w:w="838" w:type="dxa"/>
+            <w:tcMar/>
           </w:tcPr>
           <w:p>
             <w:pPr>
@@ -6537,6 +6553,7 @@
         <w:tc>
           <w:tcPr>
             <w:tcW w:w="2693" w:type="dxa"/>
+            <w:tcMar/>
           </w:tcPr>
           <w:p>
             <w:pPr>
@@ -6558,6 +6575,7 @@
         <w:tc>
           <w:tcPr>
             <w:tcW w:w="1276" w:type="dxa"/>
+            <w:tcMar/>
           </w:tcPr>
           <w:p>
             <w:pPr>
@@ -6578,6 +6596,7 @@
         <w:tc>
           <w:tcPr>
             <w:tcW w:w="4677" w:type="dxa"/>
+            <w:tcMar/>
           </w:tcPr>
           <w:p>
             <w:pPr>
@@ -6600,6 +6619,7 @@
         <w:tc>
           <w:tcPr>
             <w:tcW w:w="838" w:type="dxa"/>
+            <w:tcMar/>
           </w:tcPr>
           <w:p>
             <w:pPr>
@@ -6619,6 +6639,7 @@
         <w:tc>
           <w:tcPr>
             <w:tcW w:w="2693" w:type="dxa"/>
+            <w:tcMar/>
           </w:tcPr>
           <w:p>
             <w:pPr>
@@ -6640,6 +6661,7 @@
         <w:tc>
           <w:tcPr>
             <w:tcW w:w="1276" w:type="dxa"/>
+            <w:tcMar/>
           </w:tcPr>
           <w:p>
             <w:pPr>
@@ -6660,6 +6682,7 @@
         <w:tc>
           <w:tcPr>
             <w:tcW w:w="4677" w:type="dxa"/>
+            <w:tcMar/>
           </w:tcPr>
           <w:p>
             <w:pPr>
@@ -6682,6 +6705,7 @@
         <w:tc>
           <w:tcPr>
             <w:tcW w:w="838" w:type="dxa"/>
+            <w:tcMar/>
           </w:tcPr>
           <w:p>
             <w:pPr>
@@ -6701,6 +6725,7 @@
         <w:tc>
           <w:tcPr>
             <w:tcW w:w="2693" w:type="dxa"/>
+            <w:tcMar/>
           </w:tcPr>
           <w:p>
             <w:pPr>
@@ -6722,6 +6747,7 @@
         <w:tc>
           <w:tcPr>
             <w:tcW w:w="1276" w:type="dxa"/>
+            <w:tcMar/>
           </w:tcPr>
           <w:p>
             <w:pPr>
@@ -6739,6 +6765,7 @@
         <w:tc>
           <w:tcPr>
             <w:tcW w:w="4677" w:type="dxa"/>
+            <w:tcMar/>
           </w:tcPr>
           <w:p>
             <w:pPr>
@@ -6805,7 +6832,6 @@
               <w:rPr>
                 <w:color w:val="000000"/>
               </w:rPr>
-              <w:lastRenderedPageBreak/>
               <w:t xml:space="preserve"> Ngày phê duyệt </w:t>
             </w:r>
             <w:r>
@@ -7102,6 +7128,7 @@
           <w:tcPr>
             <w:tcW w:w="9484" w:type="dxa"/>
             <w:gridSpan w:val="4"/>
+            <w:tcMar/>
           </w:tcPr>
           <w:p>
             <w:pPr>
@@ -7119,7 +7146,6 @@
                 <w:b/>
                 <w:bCs/>
               </w:rPr>
-              <w:lastRenderedPageBreak/>
               <w:t>Nguồn RLOS</w:t>
             </w:r>
           </w:p>
@@ -7129,6 +7155,7 @@
         <w:tc>
           <w:tcPr>
             <w:tcW w:w="838" w:type="dxa"/>
+            <w:tcMar/>
           </w:tcPr>
           <w:p>
             <w:pPr>
@@ -7148,6 +7175,7 @@
         <w:tc>
           <w:tcPr>
             <w:tcW w:w="2693" w:type="dxa"/>
+            <w:tcMar/>
           </w:tcPr>
           <w:p>
             <w:pPr>
@@ -7169,6 +7197,7 @@
         <w:tc>
           <w:tcPr>
             <w:tcW w:w="1276" w:type="dxa"/>
+            <w:tcMar/>
           </w:tcPr>
           <w:p>
             <w:pPr>
@@ -7189,6 +7218,7 @@
         <w:tc>
           <w:tcPr>
             <w:tcW w:w="4677" w:type="dxa"/>
+            <w:tcMar/>
           </w:tcPr>
           <w:p>
             <w:pPr>
@@ -7211,6 +7241,7 @@
         <w:tc>
           <w:tcPr>
             <w:tcW w:w="838" w:type="dxa"/>
+            <w:tcMar/>
           </w:tcPr>
           <w:p>
             <w:pPr>
@@ -7231,6 +7262,7 @@
         <w:tc>
           <w:tcPr>
             <w:tcW w:w="2693" w:type="dxa"/>
+            <w:tcMar/>
           </w:tcPr>
           <w:p>
             <w:pPr>
@@ -7252,6 +7284,7 @@
         <w:tc>
           <w:tcPr>
             <w:tcW w:w="1276" w:type="dxa"/>
+            <w:tcMar/>
           </w:tcPr>
           <w:p>
             <w:pPr>
@@ -7272,20 +7305,24 @@
         <w:tc>
           <w:tcPr>
             <w:tcW w:w="4677" w:type="dxa"/>
+            <w:tcMar/>
           </w:tcPr>
           <w:p>
             <w:pPr>
               <w:spacing w:line="360" w:lineRule="auto"/>
               <w:jc w:val="left"/>
-              <w:rPr>
-                <w:rFonts w:eastAsia="Calibri"/>
-              </w:rPr>
-            </w:pPr>
-            <w:r>
-              <w:rPr>
-                <w:color w:val="000000"/>
-              </w:rPr>
-              <w:t>NG_SB_RLOS_MANUAL_DEVIATION&gt; DEVIATION_TYPE</w:t>
+            </w:pPr>
+            <w:r>
+              <w:rPr>
+                <w:color w:val="000000" w:themeColor="text1" w:themeTint="FF" w:themeShade="FF"/>
+              </w:rPr>
+              <w:t xml:space="preserve">NG_SB_RLOS_MANUAL_DEVIATION&gt; </w:t>
+            </w:r>
+            <w:r>
+              <w:rPr>
+                <w:color w:val="000000" w:themeColor="text1" w:themeTint="FF" w:themeShade="FF"/>
+              </w:rPr>
+              <w:t>CHECKING_RESULT</w:t>
             </w:r>
           </w:p>
         </w:tc>
@@ -7294,6 +7331,7 @@
         <w:tc>
           <w:tcPr>
             <w:tcW w:w="838" w:type="dxa"/>
+            <w:tcMar/>
           </w:tcPr>
           <w:p>
             <w:pPr>
@@ -7314,6 +7352,7 @@
         <w:tc>
           <w:tcPr>
             <w:tcW w:w="2693" w:type="dxa"/>
+            <w:tcMar/>
           </w:tcPr>
           <w:p>
             <w:pPr>
@@ -7335,6 +7374,7 @@
         <w:tc>
           <w:tcPr>
             <w:tcW w:w="1276" w:type="dxa"/>
+            <w:tcMar/>
           </w:tcPr>
           <w:p>
             <w:pPr>
@@ -7355,20 +7395,24 @@
         <w:tc>
           <w:tcPr>
             <w:tcW w:w="4677" w:type="dxa"/>
+            <w:tcMar/>
           </w:tcPr>
           <w:p>
             <w:pPr>
               <w:spacing w:line="360" w:lineRule="auto"/>
               <w:jc w:val="left"/>
-              <w:rPr>
-                <w:rFonts w:eastAsia="Calibri"/>
-              </w:rPr>
-            </w:pPr>
-            <w:r>
-              <w:rPr>
-                <w:color w:val="000000"/>
-              </w:rPr>
-              <w:t>NG_SB_RLOS_MANUAL_DEVIATION&gt; DEV_PROPOSAL</w:t>
+            </w:pPr>
+            <w:r>
+              <w:rPr>
+                <w:color w:val="000000" w:themeColor="text1" w:themeTint="FF" w:themeShade="FF"/>
+              </w:rPr>
+              <w:t xml:space="preserve">NG_SB_RLOS_MANUAL_DEVIATION&gt; </w:t>
+            </w:r>
+            <w:r>
+              <w:rPr>
+                <w:color w:val="000000" w:themeColor="text1" w:themeTint="FF" w:themeShade="FF"/>
+              </w:rPr>
+              <w:t>CHECKING_CONDITION</w:t>
             </w:r>
           </w:p>
         </w:tc>
@@ -7377,6 +7421,7 @@
         <w:tc>
           <w:tcPr>
             <w:tcW w:w="838" w:type="dxa"/>
+            <w:tcMar/>
           </w:tcPr>
           <w:p>
             <w:pPr>
@@ -7397,6 +7442,7 @@
         <w:tc>
           <w:tcPr>
             <w:tcW w:w="2693" w:type="dxa"/>
+            <w:tcMar/>
           </w:tcPr>
           <w:p>
             <w:pPr>
@@ -7418,6 +7464,7 @@
         <w:tc>
           <w:tcPr>
             <w:tcW w:w="1276" w:type="dxa"/>
+            <w:tcMar/>
           </w:tcPr>
           <w:p>
             <w:pPr>
@@ -7438,6 +7485,7 @@
         <w:tc>
           <w:tcPr>
             <w:tcW w:w="4677" w:type="dxa"/>
+            <w:tcMar/>
           </w:tcPr>
           <w:p>
             <w:pPr>
@@ -7459,6 +7507,7 @@
         <w:tc>
           <w:tcPr>
             <w:tcW w:w="838" w:type="dxa"/>
+            <w:tcMar/>
           </w:tcPr>
           <w:p>
             <w:pPr>
@@ -7479,6 +7528,7 @@
         <w:tc>
           <w:tcPr>
             <w:tcW w:w="2693" w:type="dxa"/>
+            <w:tcMar/>
           </w:tcPr>
           <w:p>
             <w:pPr>
@@ -7500,6 +7550,7 @@
         <w:tc>
           <w:tcPr>
             <w:tcW w:w="1276" w:type="dxa"/>
+            <w:tcMar/>
           </w:tcPr>
           <w:p>
             <w:pPr>
@@ -7517,6 +7568,7 @@
         <w:tc>
           <w:tcPr>
             <w:tcW w:w="4677" w:type="dxa"/>
+            <w:tcMar/>
           </w:tcPr>
           <w:p>
             <w:pPr>
@@ -7649,7 +7701,6 @@
             </w:r>
             <w:proofErr w:type="gramStart"/>
             <w:r>
-              <w:lastRenderedPageBreak/>
               <w:t>To</w:t>
             </w:r>
             <w:proofErr w:type="gramEnd"/>
@@ -7909,8 +7960,8 @@
           <w:b/>
         </w:rPr>
       </w:pPr>
-      <w:bookmarkStart w:id="47" w:name="_Toc384987417"/>
-      <w:bookmarkStart w:id="48" w:name="_Toc236899940"/>
+      <w:bookmarkStart w:name="_Toc384987417" w:id="47"/>
+      <w:bookmarkStart w:name="_Toc236899940" w:id="48"/>
       <w:bookmarkEnd w:id="45"/>
       <w:r>
         <w:rPr>
@@ -7957,9 +8008,9 @@
           <w:b/>
         </w:rPr>
       </w:pPr>
-      <w:bookmarkStart w:id="49" w:name="_Toc360108734"/>
-      <w:bookmarkStart w:id="50" w:name="_Toc384987418"/>
-      <w:bookmarkStart w:id="51" w:name="_Toc236899941"/>
+      <w:bookmarkStart w:name="_Toc360108734" w:id="49"/>
+      <w:bookmarkStart w:name="_Toc384987418" w:id="50"/>
+      <w:bookmarkStart w:name="_Toc236899941" w:id="51"/>
       <w:r>
         <w:rPr>
           <w:rFonts w:eastAsia="Calibri"/>
@@ -7988,7 +8039,7 @@
           <w:b/>
         </w:rPr>
       </w:pPr>
-      <w:bookmarkStart w:id="52" w:name="_Toc236899942"/>
+      <w:bookmarkStart w:name="_Toc236899942" w:id="52"/>
       <w:r>
         <w:rPr>
           <w:rFonts w:eastAsia="Calibri"/>
@@ -8031,8 +8082,8 @@
           <w:b/>
         </w:rPr>
       </w:pPr>
-      <w:bookmarkStart w:id="53" w:name="_Toc384987419"/>
-      <w:bookmarkStart w:id="54" w:name="_Toc236899943"/>
+      <w:bookmarkStart w:name="_Toc384987419" w:id="53"/>
+      <w:bookmarkStart w:name="_Toc236899943" w:id="54"/>
       <w:r>
         <w:rPr>
           <w:rFonts w:eastAsia="Calibri"/>
@@ -8051,7 +8102,7 @@
     <w:sectPr>
       <w:headerReference w:type="default" r:id="rId9"/>
       <w:footerReference w:type="default" r:id="rId10"/>
-      <w:pgSz w:w="11907" w:h="16839" w:code="9"/>
+      <w:pgSz w:w="11907" w:h="16839" w:orient="portrait" w:code="9"/>
       <w:pgMar w:top="1134" w:right="1134" w:bottom="1134" w:left="1418" w:header="567" w:footer="454" w:gutter="0"/>
       <w:cols w:space="720"/>
       <w:titlePg/>
@@ -8141,12 +8192,12 @@
               <w:tblW w:w="9923" w:type="dxa"/>
               <w:jc w:val="center"/>
               <w:tblBorders>
-                <w:top w:val="none" w:sz="0" w:space="0" w:color="auto"/>
-                <w:left w:val="none" w:sz="0" w:space="0" w:color="auto"/>
-                <w:bottom w:val="none" w:sz="0" w:space="0" w:color="auto"/>
-                <w:right w:val="none" w:sz="0" w:space="0" w:color="auto"/>
-                <w:insideH w:val="none" w:sz="0" w:space="0" w:color="auto"/>
-                <w:insideV w:val="none" w:sz="0" w:space="0" w:color="auto"/>
+                <w:top w:val="none" w:color="auto" w:sz="0" w:space="0"/>
+                <w:left w:val="none" w:color="auto" w:sz="0" w:space="0"/>
+                <w:bottom w:val="none" w:color="auto" w:sz="0" w:space="0"/>
+                <w:right w:val="none" w:color="auto" w:sz="0" w:space="0"/>
+                <w:insideH w:val="none" w:color="auto" w:sz="0" w:space="0"/>
+                <w:insideV w:val="none" w:color="auto" w:sz="0" w:space="0"/>
               </w:tblBorders>
               <w:tblLook w:val="04A0" w:firstRow="1" w:lastRow="0" w:firstColumn="1" w:lastColumn="0" w:noHBand="0" w:noVBand="1"/>
             </w:tblPr>
@@ -8168,7 +8219,7 @@
                   <w:pPr>
                     <w:pStyle w:val="Footer"/>
                     <w:pBdr>
-                      <w:bottom w:val="single" w:sz="6" w:space="1" w:color="auto"/>
+                      <w:bottom w:val="single" w:color="auto" w:sz="6" w:space="1"/>
                     </w:pBdr>
                     <w:tabs>
                       <w:tab w:val="clear" w:pos="4680"/>
@@ -8391,16 +8442,26 @@
               </w:rPr>
               <w:t>/</w:t>
             </w:r>
-            <w:fldSimple w:instr="NUMPAGES   \* MERGEFORMAT">
-              <w:r>
-                <w:rPr>
-                  <w:noProof/>
-                  <w:sz w:val="22"/>
-                  <w:szCs w:val="22"/>
-                </w:rPr>
-                <w:t>12</w:t>
-              </w:r>
-            </w:fldSimple>
+            <w:r>
+              <w:fldChar w:fldCharType="begin"/>
+            </w:r>
+            <w:r>
+              <w:instrText>NUMPAGES   \* MERGEFORMAT</w:instrText>
+            </w:r>
+            <w:r>
+              <w:fldChar w:fldCharType="separate"/>
+            </w:r>
+            <w:r>
+              <w:rPr>
+                <w:noProof/>
+                <w:sz w:val="22"/>
+                <w:szCs w:val="22"/>
+              </w:rPr>
+              <w:t>12</w:t>
+            </w:r>
+            <w:r>
+              <w:fldChar w:fldCharType="end"/>
+            </w:r>
           </w:p>
         </w:sdtContent>
       </w:sdt>
@@ -8435,19 +8496,19 @@
 </file>
 
 <file path=word/header1.xml><?xml version="1.0" encoding="utf-8"?>
-<w:hdr xmlns:wpc="http://schemas.microsoft.com/office/word/2010/wordprocessingCanvas" xmlns:cx="http://schemas.microsoft.com/office/drawing/2014/chartex" xmlns:cx1="http://schemas.microsoft.com/office/drawing/2015/9/8/chartex" xmlns:cx2="http://schemas.microsoft.com/office/drawing/2015/10/21/chartex" xmlns:cx3="http://schemas.microsoft.com/office/drawing/2016/5/9/chartex" xmlns:cx4="http://schemas.microsoft.com/office/drawing/2016/5/10/chartex" xmlns:cx5="http://schemas.microsoft.com/office/drawing/2016/5/11/chartex" xmlns:cx6="http://schemas.microsoft.com/office/drawing/2016/5/12/chartex" xmlns:cx7="http://schemas.microsoft.com/office/drawing/2016/5/13/chartex" xmlns:cx8="http://schemas.microsoft.com/office/drawing/2016/5/14/chartex" xmlns:mc="http://schemas.openxmlformats.org/markup-compatibility/2006" xmlns:aink="http://schemas.microsoft.com/office/drawing/2016/ink" xmlns:am3d="http://schemas.microsoft.com/office/drawing/2017/model3d" xmlns:o="urn:schemas-microsoft-com:office:office" xmlns:oel="http://schemas.microsoft.com/office/2019/extlst" xmlns:r="http://schemas.openxmlformats.org/officeDocument/2006/relationships" xmlns:m="http://schemas.openxmlformats.org/officeDocument/2006/math" xmlns:v="urn:schemas-microsoft-com:vml" xmlns:wp14="http://schemas.microsoft.com/office/word/2010/wordprocessingDrawing" xmlns:wp="http://schemas.openxmlformats.org/drawingml/2006/wordprocessingDrawing" xmlns:w10="urn:schemas-microsoft-com:office:word" xmlns:w="http://schemas.openxmlformats.org/wordprocessingml/2006/main" xmlns:w14="http://schemas.microsoft.com/office/word/2010/wordml" xmlns:w15="http://schemas.microsoft.com/office/word/2012/wordml" xmlns:w16cei="http://schemas.microsoft.com/office/word/2026/wordml/cei" xmlns:w16cex="http://schemas.microsoft.com/office/word/2018/wordml/cex" xmlns:w16cid="http://schemas.microsoft.com/office/word/2016/wordml/cid" xmlns:w16="http://schemas.microsoft.com/office/word/2018/wordml" xmlns:w16du="http://schemas.microsoft.com/office/word/2023/wordml/word16du" xmlns:w16sdtdh="http://schemas.microsoft.com/office/word/2020/wordml/sdtdatahash" xmlns:w16sdtfl="http://schemas.microsoft.com/office/word/2024/wordml/sdtformatlock" xmlns:w16se="http://schemas.microsoft.com/office/word/2015/wordml/symex" xmlns:wpg="http://schemas.microsoft.com/office/word/2010/wordprocessingGroup" xmlns:wpi="http://schemas.microsoft.com/office/word/2010/wordprocessingInk" xmlns:wne="http://schemas.microsoft.com/office/word/2006/wordml" xmlns:wps="http://schemas.microsoft.com/office/word/2010/wordprocessingShape" mc:Ignorable="w14 w15 w16se w16cid w16 w16cex w16sdtdh w16sdtfl w16du wp14">
+<w:hdr xmlns:wpc="http://schemas.microsoft.com/office/word/2010/wordprocessingCanvas" xmlns:cx="http://schemas.microsoft.com/office/drawing/2014/chartex" xmlns:cx1="http://schemas.microsoft.com/office/drawing/2015/9/8/chartex" xmlns:cx2="http://schemas.microsoft.com/office/drawing/2015/10/21/chartex" xmlns:cx3="http://schemas.microsoft.com/office/drawing/2016/5/9/chartex" xmlns:cx4="http://schemas.microsoft.com/office/drawing/2016/5/10/chartex" xmlns:cx5="http://schemas.microsoft.com/office/drawing/2016/5/11/chartex" xmlns:cx6="http://schemas.microsoft.com/office/drawing/2016/5/12/chartex" xmlns:cx7="http://schemas.microsoft.com/office/drawing/2016/5/13/chartex" xmlns:cx8="http://schemas.microsoft.com/office/drawing/2016/5/14/chartex" xmlns:mc="http://schemas.openxmlformats.org/markup-compatibility/2006" xmlns:aink="http://schemas.microsoft.com/office/drawing/2016/ink" xmlns:am3d="http://schemas.microsoft.com/office/drawing/2017/model3d" xmlns:o="urn:schemas-microsoft-com:office:office" xmlns:oel="http://schemas.microsoft.com/office/2019/extlst" xmlns:r="http://schemas.openxmlformats.org/officeDocument/2006/relationships" xmlns:m="http://schemas.openxmlformats.org/officeDocument/2006/math" xmlns:v="urn:schemas-microsoft-com:vml" xmlns:wp14="http://schemas.microsoft.com/office/word/2010/wordprocessingDrawing" xmlns:wp="http://schemas.openxmlformats.org/drawingml/2006/wordprocessingDrawing" xmlns:w10="urn:schemas-microsoft-com:office:word" xmlns:w="http://schemas.openxmlformats.org/wordprocessingml/2006/main" xmlns:w14="http://schemas.microsoft.com/office/word/2010/wordml" xmlns:w15="http://schemas.microsoft.com/office/word/2012/wordml" xmlns:w16cei="http://schemas.microsoft.com/office/word/2026/wordml/cei" xmlns:w16cex="http://schemas.microsoft.com/office/word/2018/wordml/cex" xmlns:w16cid="http://schemas.microsoft.com/office/word/2016/wordml/cid" xmlns:w16="http://schemas.microsoft.com/office/word/2018/wordml" xmlns:w16du="http://schemas.microsoft.com/office/word/2023/wordml/word16du" xmlns:w16sdtdh="http://schemas.microsoft.com/office/word/2020/wordml/sdtdatahash" xmlns:w16sdtfl="http://schemas.microsoft.com/office/word/2024/wordml/sdtformatlock" xmlns:w16se="http://schemas.microsoft.com/office/word/2015/wordml/symex" xmlns:wpg="http://schemas.microsoft.com/office/word/2010/wordprocessingGroup" xmlns:wpi="http://schemas.microsoft.com/office/word/2010/wordprocessingInk" xmlns:wne="http://schemas.microsoft.com/office/word/2006/wordml" xmlns:wps="http://schemas.microsoft.com/office/word/2010/wordprocessingShape" xmlns:a="http://schemas.openxmlformats.org/drawingml/2006/main" xmlns:pic="http://schemas.openxmlformats.org/drawingml/2006/picture" mc:Ignorable="w14 w15 w16se w16cid w16 w16cex w16sdtdh w16sdtfl w16du wp14">
   <w:tbl>
     <w:tblPr>
       <w:tblStyle w:val="TableGrid"/>
       <w:tblW w:w="9209" w:type="dxa"/>
       <w:jc w:val="center"/>
       <w:tblBorders>
-        <w:top w:val="none" w:sz="0" w:space="0" w:color="auto"/>
-        <w:left w:val="none" w:sz="0" w:space="0" w:color="auto"/>
-        <w:bottom w:val="none" w:sz="0" w:space="0" w:color="auto"/>
-        <w:right w:val="none" w:sz="0" w:space="0" w:color="auto"/>
-        <w:insideH w:val="none" w:sz="0" w:space="0" w:color="auto"/>
-        <w:insideV w:val="none" w:sz="0" w:space="0" w:color="auto"/>
+        <w:top w:val="none" w:color="auto" w:sz="0" w:space="0"/>
+        <w:left w:val="none" w:color="auto" w:sz="0" w:space="0"/>
+        <w:bottom w:val="none" w:color="auto" w:sz="0" w:space="0"/>
+        <w:right w:val="none" w:color="auto" w:sz="0" w:space="0"/>
+        <w:insideH w:val="none" w:color="auto" w:sz="0" w:space="0"/>
+        <w:insideV w:val="none" w:color="auto" w:sz="0" w:space="0"/>
       </w:tblBorders>
       <w:tblLayout w:type="fixed"/>
       <w:tblLook w:val="04A0" w:firstRow="1" w:lastRow="0" w:firstColumn="1" w:lastColumn="0" w:noHBand="0" w:noVBand="1"/>
@@ -8549,7 +8610,7 @@
           <w:gridSpan w:val="2"/>
           <w:vMerge w:val="restart"/>
           <w:tcBorders>
-            <w:right w:val="double" w:sz="4" w:space="0" w:color="auto"/>
+            <w:right w:val="double" w:color="auto" w:sz="4" w:space="0"/>
           </w:tcBorders>
           <w:vAlign w:val="bottom"/>
         </w:tcPr>
@@ -8599,10 +8660,10 @@
         <w:tcPr>
           <w:tcW w:w="1701" w:type="dxa"/>
           <w:tcBorders>
-            <w:top w:val="double" w:sz="4" w:space="0" w:color="auto"/>
-            <w:left w:val="double" w:sz="4" w:space="0" w:color="auto"/>
-            <w:bottom w:val="double" w:sz="4" w:space="0" w:color="auto"/>
-            <w:right w:val="double" w:sz="4" w:space="0" w:color="auto"/>
+            <w:top w:val="double" w:color="auto" w:sz="4" w:space="0"/>
+            <w:left w:val="double" w:color="auto" w:sz="4" w:space="0"/>
+            <w:bottom w:val="double" w:color="auto" w:sz="4" w:space="0"/>
+            <w:right w:val="double" w:color="auto" w:sz="4" w:space="0"/>
           </w:tcBorders>
           <w:vAlign w:val="center"/>
         </w:tcPr>
@@ -8676,7 +8737,7 @@
         <w:tcPr>
           <w:tcW w:w="1701" w:type="dxa"/>
           <w:tcBorders>
-            <w:top w:val="double" w:sz="4" w:space="0" w:color="auto"/>
+            <w:top w:val="double" w:color="auto" w:sz="4" w:space="0"/>
           </w:tcBorders>
           <w:vAlign w:val="center"/>
         </w:tcPr>
@@ -8912,7 +8973,7 @@
         <w:p>
           <w:pPr>
             <w:pBdr>
-              <w:bottom w:val="single" w:sz="6" w:space="1" w:color="auto"/>
+              <w:bottom w:val="single" w:color="auto" w:sz="6" w:space="1"/>
             </w:pBdr>
             <w:ind w:right="0"/>
             <w:contextualSpacing/>
@@ -8965,7 +9026,7 @@
         <w:ind w:left="720" w:hanging="360"/>
       </w:pPr>
       <w:rPr>
-        <w:rFonts w:ascii="Arial" w:eastAsia="Times New Roman" w:hAnsi="Arial" w:cs="Arial" w:hint="default"/>
+        <w:rFonts w:hint="default" w:ascii="Arial" w:hAnsi="Arial" w:eastAsia="Times New Roman" w:cs="Arial"/>
       </w:rPr>
     </w:lvl>
     <w:lvl w:ilvl="1" w:tplc="04090003" w:tentative="1">
@@ -8977,7 +9038,7 @@
         <w:ind w:left="1440" w:hanging="360"/>
       </w:pPr>
       <w:rPr>
-        <w:rFonts w:ascii="Courier New" w:hAnsi="Courier New" w:cs="Courier New" w:hint="default"/>
+        <w:rFonts w:hint="default" w:ascii="Courier New" w:hAnsi="Courier New" w:cs="Courier New"/>
       </w:rPr>
     </w:lvl>
     <w:lvl w:ilvl="2" w:tplc="04090005" w:tentative="1">
@@ -8989,7 +9050,7 @@
         <w:ind w:left="2160" w:hanging="360"/>
       </w:pPr>
       <w:rPr>
-        <w:rFonts w:ascii="Wingdings" w:hAnsi="Wingdings" w:hint="default"/>
+        <w:rFonts w:hint="default" w:ascii="Wingdings" w:hAnsi="Wingdings"/>
       </w:rPr>
     </w:lvl>
     <w:lvl w:ilvl="3" w:tplc="04090001" w:tentative="1">
@@ -9001,7 +9062,7 @@
         <w:ind w:left="2880" w:hanging="360"/>
       </w:pPr>
       <w:rPr>
-        <w:rFonts w:ascii="Symbol" w:hAnsi="Symbol" w:hint="default"/>
+        <w:rFonts w:hint="default" w:ascii="Symbol" w:hAnsi="Symbol"/>
       </w:rPr>
     </w:lvl>
     <w:lvl w:ilvl="4" w:tplc="04090003" w:tentative="1">
@@ -9013,7 +9074,7 @@
         <w:ind w:left="3600" w:hanging="360"/>
       </w:pPr>
       <w:rPr>
-        <w:rFonts w:ascii="Courier New" w:hAnsi="Courier New" w:cs="Courier New" w:hint="default"/>
+        <w:rFonts w:hint="default" w:ascii="Courier New" w:hAnsi="Courier New" w:cs="Courier New"/>
       </w:rPr>
     </w:lvl>
     <w:lvl w:ilvl="5" w:tplc="04090005" w:tentative="1">
@@ -9025,7 +9086,7 @@
         <w:ind w:left="4320" w:hanging="360"/>
       </w:pPr>
       <w:rPr>
-        <w:rFonts w:ascii="Wingdings" w:hAnsi="Wingdings" w:hint="default"/>
+        <w:rFonts w:hint="default" w:ascii="Wingdings" w:hAnsi="Wingdings"/>
       </w:rPr>
     </w:lvl>
     <w:lvl w:ilvl="6" w:tplc="04090001" w:tentative="1">
@@ -9037,7 +9098,7 @@
         <w:ind w:left="5040" w:hanging="360"/>
       </w:pPr>
       <w:rPr>
-        <w:rFonts w:ascii="Symbol" w:hAnsi="Symbol" w:hint="default"/>
+        <w:rFonts w:hint="default" w:ascii="Symbol" w:hAnsi="Symbol"/>
       </w:rPr>
     </w:lvl>
     <w:lvl w:ilvl="7" w:tplc="04090003" w:tentative="1">
@@ -9049,7 +9110,7 @@
         <w:ind w:left="5760" w:hanging="360"/>
       </w:pPr>
       <w:rPr>
-        <w:rFonts w:ascii="Courier New" w:hAnsi="Courier New" w:cs="Courier New" w:hint="default"/>
+        <w:rFonts w:hint="default" w:ascii="Courier New" w:hAnsi="Courier New" w:cs="Courier New"/>
       </w:rPr>
     </w:lvl>
     <w:lvl w:ilvl="8" w:tplc="04090005" w:tentative="1">
@@ -9061,7 +9122,7 @@
         <w:ind w:left="6480" w:hanging="360"/>
       </w:pPr>
       <w:rPr>
-        <w:rFonts w:ascii="Wingdings" w:hAnsi="Wingdings" w:hint="default"/>
+        <w:rFonts w:hint="default" w:ascii="Wingdings" w:hAnsi="Wingdings"/>
       </w:rPr>
     </w:lvl>
   </w:abstractNum>
@@ -9431,7 +9492,7 @@
         <w:ind w:left="720" w:hanging="360"/>
       </w:pPr>
       <w:rPr>
-        <w:rFonts w:ascii="Wingdings" w:hAnsi="Wingdings" w:hint="default"/>
+        <w:rFonts w:hint="default" w:ascii="Wingdings" w:hAnsi="Wingdings"/>
       </w:rPr>
     </w:lvl>
     <w:lvl w:ilvl="1" w:tplc="04090003" w:tentative="1">
@@ -9443,7 +9504,7 @@
         <w:ind w:left="1440" w:hanging="360"/>
       </w:pPr>
       <w:rPr>
-        <w:rFonts w:ascii="Courier New" w:hAnsi="Courier New" w:cs="Courier New" w:hint="default"/>
+        <w:rFonts w:hint="default" w:ascii="Courier New" w:hAnsi="Courier New" w:cs="Courier New"/>
       </w:rPr>
     </w:lvl>
     <w:lvl w:ilvl="2" w:tplc="04090005" w:tentative="1">
@@ -9455,7 +9516,7 @@
         <w:ind w:left="2160" w:hanging="360"/>
       </w:pPr>
       <w:rPr>
-        <w:rFonts w:ascii="Wingdings" w:hAnsi="Wingdings" w:hint="default"/>
+        <w:rFonts w:hint="default" w:ascii="Wingdings" w:hAnsi="Wingdings"/>
       </w:rPr>
     </w:lvl>
     <w:lvl w:ilvl="3" w:tplc="04090001" w:tentative="1">
@@ -9467,7 +9528,7 @@
         <w:ind w:left="2880" w:hanging="360"/>
       </w:pPr>
       <w:rPr>
-        <w:rFonts w:ascii="Symbol" w:hAnsi="Symbol" w:hint="default"/>
+        <w:rFonts w:hint="default" w:ascii="Symbol" w:hAnsi="Symbol"/>
       </w:rPr>
     </w:lvl>
     <w:lvl w:ilvl="4" w:tplc="04090003" w:tentative="1">
@@ -9479,7 +9540,7 @@
         <w:ind w:left="3600" w:hanging="360"/>
       </w:pPr>
       <w:rPr>
-        <w:rFonts w:ascii="Courier New" w:hAnsi="Courier New" w:cs="Courier New" w:hint="default"/>
+        <w:rFonts w:hint="default" w:ascii="Courier New" w:hAnsi="Courier New" w:cs="Courier New"/>
       </w:rPr>
     </w:lvl>
     <w:lvl w:ilvl="5" w:tplc="04090005" w:tentative="1">
@@ -9491,7 +9552,7 @@
         <w:ind w:left="4320" w:hanging="360"/>
       </w:pPr>
       <w:rPr>
-        <w:rFonts w:ascii="Wingdings" w:hAnsi="Wingdings" w:hint="default"/>
+        <w:rFonts w:hint="default" w:ascii="Wingdings" w:hAnsi="Wingdings"/>
       </w:rPr>
     </w:lvl>
     <w:lvl w:ilvl="6" w:tplc="04090001" w:tentative="1">
@@ -9503,7 +9564,7 @@
         <w:ind w:left="5040" w:hanging="360"/>
       </w:pPr>
       <w:rPr>
-        <w:rFonts w:ascii="Symbol" w:hAnsi="Symbol" w:hint="default"/>
+        <w:rFonts w:hint="default" w:ascii="Symbol" w:hAnsi="Symbol"/>
       </w:rPr>
     </w:lvl>
     <w:lvl w:ilvl="7" w:tplc="04090003" w:tentative="1">
@@ -9515,7 +9576,7 @@
         <w:ind w:left="5760" w:hanging="360"/>
       </w:pPr>
       <w:rPr>
-        <w:rFonts w:ascii="Courier New" w:hAnsi="Courier New" w:cs="Courier New" w:hint="default"/>
+        <w:rFonts w:hint="default" w:ascii="Courier New" w:hAnsi="Courier New" w:cs="Courier New"/>
       </w:rPr>
     </w:lvl>
     <w:lvl w:ilvl="8" w:tplc="04090005" w:tentative="1">
@@ -9527,7 +9588,7 @@
         <w:ind w:left="6480" w:hanging="360"/>
       </w:pPr>
       <w:rPr>
-        <w:rFonts w:ascii="Wingdings" w:hAnsi="Wingdings" w:hint="default"/>
+        <w:rFonts w:hint="default" w:ascii="Wingdings" w:hAnsi="Wingdings"/>
       </w:rPr>
     </w:lvl>
   </w:abstractNum>
@@ -9633,7 +9694,7 @@
         <w:ind w:left="720" w:hanging="360"/>
       </w:pPr>
       <w:rPr>
-        <w:rFonts w:ascii="Century Gothic" w:eastAsia="Times New Roman" w:hAnsi="Century Gothic" w:cs="Tahoma" w:hint="default"/>
+        <w:rFonts w:hint="default" w:ascii="Century Gothic" w:hAnsi="Century Gothic" w:eastAsia="Times New Roman" w:cs="Tahoma"/>
       </w:rPr>
     </w:lvl>
     <w:lvl w:ilvl="1" w:tplc="04090003" w:tentative="1">
@@ -9645,7 +9706,7 @@
         <w:ind w:left="1440" w:hanging="360"/>
       </w:pPr>
       <w:rPr>
-        <w:rFonts w:ascii="Courier New" w:hAnsi="Courier New" w:cs="Courier New" w:hint="default"/>
+        <w:rFonts w:hint="default" w:ascii="Courier New" w:hAnsi="Courier New" w:cs="Courier New"/>
       </w:rPr>
     </w:lvl>
     <w:lvl w:ilvl="2" w:tplc="04090005" w:tentative="1">
@@ -9657,7 +9718,7 @@
         <w:ind w:left="2160" w:hanging="360"/>
       </w:pPr>
       <w:rPr>
-        <w:rFonts w:ascii="Wingdings" w:hAnsi="Wingdings" w:hint="default"/>
+        <w:rFonts w:hint="default" w:ascii="Wingdings" w:hAnsi="Wingdings"/>
       </w:rPr>
     </w:lvl>
     <w:lvl w:ilvl="3" w:tplc="04090001" w:tentative="1">
@@ -9669,7 +9730,7 @@
         <w:ind w:left="2880" w:hanging="360"/>
       </w:pPr>
       <w:rPr>
-        <w:rFonts w:ascii="Symbol" w:hAnsi="Symbol" w:hint="default"/>
+        <w:rFonts w:hint="default" w:ascii="Symbol" w:hAnsi="Symbol"/>
       </w:rPr>
     </w:lvl>
     <w:lvl w:ilvl="4" w:tplc="04090003" w:tentative="1">
@@ -9681,7 +9742,7 @@
         <w:ind w:left="3600" w:hanging="360"/>
       </w:pPr>
       <w:rPr>
-        <w:rFonts w:ascii="Courier New" w:hAnsi="Courier New" w:cs="Courier New" w:hint="default"/>
+        <w:rFonts w:hint="default" w:ascii="Courier New" w:hAnsi="Courier New" w:cs="Courier New"/>
       </w:rPr>
     </w:lvl>
     <w:lvl w:ilvl="5" w:tplc="04090005" w:tentative="1">
@@ -9693,7 +9754,7 @@
         <w:ind w:left="4320" w:hanging="360"/>
       </w:pPr>
       <w:rPr>
-        <w:rFonts w:ascii="Wingdings" w:hAnsi="Wingdings" w:hint="default"/>
+        <w:rFonts w:hint="default" w:ascii="Wingdings" w:hAnsi="Wingdings"/>
       </w:rPr>
     </w:lvl>
     <w:lvl w:ilvl="6" w:tplc="04090001" w:tentative="1">
@@ -9705,7 +9766,7 @@
         <w:ind w:left="5040" w:hanging="360"/>
       </w:pPr>
       <w:rPr>
-        <w:rFonts w:ascii="Symbol" w:hAnsi="Symbol" w:hint="default"/>
+        <w:rFonts w:hint="default" w:ascii="Symbol" w:hAnsi="Symbol"/>
       </w:rPr>
     </w:lvl>
     <w:lvl w:ilvl="7" w:tplc="04090003" w:tentative="1">
@@ -9717,7 +9778,7 @@
         <w:ind w:left="5760" w:hanging="360"/>
       </w:pPr>
       <w:rPr>
-        <w:rFonts w:ascii="Courier New" w:hAnsi="Courier New" w:cs="Courier New" w:hint="default"/>
+        <w:rFonts w:hint="default" w:ascii="Courier New" w:hAnsi="Courier New" w:cs="Courier New"/>
       </w:rPr>
     </w:lvl>
     <w:lvl w:ilvl="8" w:tplc="04090005" w:tentative="1">
@@ -9729,7 +9790,7 @@
         <w:ind w:left="6480" w:hanging="360"/>
       </w:pPr>
       <w:rPr>
-        <w:rFonts w:ascii="Wingdings" w:hAnsi="Wingdings" w:hint="default"/>
+        <w:rFonts w:hint="default" w:ascii="Wingdings" w:hAnsi="Wingdings"/>
       </w:rPr>
     </w:lvl>
   </w:abstractNum>
@@ -9746,7 +9807,7 @@
         <w:ind w:left="720" w:hanging="360"/>
       </w:pPr>
       <w:rPr>
-        <w:rFonts w:ascii="Wingdings" w:hAnsi="Wingdings" w:hint="default"/>
+        <w:rFonts w:hint="default" w:ascii="Wingdings" w:hAnsi="Wingdings"/>
       </w:rPr>
     </w:lvl>
     <w:lvl w:ilvl="1" w:tplc="04090003" w:tentative="1">
@@ -9758,7 +9819,7 @@
         <w:ind w:left="1440" w:hanging="360"/>
       </w:pPr>
       <w:rPr>
-        <w:rFonts w:ascii="Courier New" w:hAnsi="Courier New" w:cs="Courier New" w:hint="default"/>
+        <w:rFonts w:hint="default" w:ascii="Courier New" w:hAnsi="Courier New" w:cs="Courier New"/>
       </w:rPr>
     </w:lvl>
     <w:lvl w:ilvl="2" w:tplc="04090005" w:tentative="1">
@@ -9770,7 +9831,7 @@
         <w:ind w:left="2160" w:hanging="360"/>
       </w:pPr>
       <w:rPr>
-        <w:rFonts w:ascii="Wingdings" w:hAnsi="Wingdings" w:hint="default"/>
+        <w:rFonts w:hint="default" w:ascii="Wingdings" w:hAnsi="Wingdings"/>
       </w:rPr>
     </w:lvl>
     <w:lvl w:ilvl="3" w:tplc="04090001" w:tentative="1">
@@ -9782,7 +9843,7 @@
         <w:ind w:left="2880" w:hanging="360"/>
       </w:pPr>
       <w:rPr>
-        <w:rFonts w:ascii="Symbol" w:hAnsi="Symbol" w:hint="default"/>
+        <w:rFonts w:hint="default" w:ascii="Symbol" w:hAnsi="Symbol"/>
       </w:rPr>
     </w:lvl>
     <w:lvl w:ilvl="4" w:tplc="04090003" w:tentative="1">
@@ -9794,7 +9855,7 @@
         <w:ind w:left="3600" w:hanging="360"/>
       </w:pPr>
       <w:rPr>
-        <w:rFonts w:ascii="Courier New" w:hAnsi="Courier New" w:cs="Courier New" w:hint="default"/>
+        <w:rFonts w:hint="default" w:ascii="Courier New" w:hAnsi="Courier New" w:cs="Courier New"/>
       </w:rPr>
     </w:lvl>
     <w:lvl w:ilvl="5" w:tplc="04090005" w:tentative="1">
@@ -9806,7 +9867,7 @@
         <w:ind w:left="4320" w:hanging="360"/>
       </w:pPr>
       <w:rPr>
-        <w:rFonts w:ascii="Wingdings" w:hAnsi="Wingdings" w:hint="default"/>
+        <w:rFonts w:hint="default" w:ascii="Wingdings" w:hAnsi="Wingdings"/>
       </w:rPr>
     </w:lvl>
     <w:lvl w:ilvl="6" w:tplc="04090001" w:tentative="1">
@@ -9818,7 +9879,7 @@
         <w:ind w:left="5040" w:hanging="360"/>
       </w:pPr>
       <w:rPr>
-        <w:rFonts w:ascii="Symbol" w:hAnsi="Symbol" w:hint="default"/>
+        <w:rFonts w:hint="default" w:ascii="Symbol" w:hAnsi="Symbol"/>
       </w:rPr>
     </w:lvl>
     <w:lvl w:ilvl="7" w:tplc="04090003" w:tentative="1">
@@ -9830,7 +9891,7 @@
         <w:ind w:left="5760" w:hanging="360"/>
       </w:pPr>
       <w:rPr>
-        <w:rFonts w:ascii="Courier New" w:hAnsi="Courier New" w:cs="Courier New" w:hint="default"/>
+        <w:rFonts w:hint="default" w:ascii="Courier New" w:hAnsi="Courier New" w:cs="Courier New"/>
       </w:rPr>
     </w:lvl>
     <w:lvl w:ilvl="8" w:tplc="04090005" w:tentative="1">
@@ -9842,7 +9903,7 @@
         <w:ind w:left="6480" w:hanging="360"/>
       </w:pPr>
       <w:rPr>
-        <w:rFonts w:ascii="Wingdings" w:hAnsi="Wingdings" w:hint="default"/>
+        <w:rFonts w:hint="default" w:ascii="Wingdings" w:hAnsi="Wingdings"/>
       </w:rPr>
     </w:lvl>
   </w:abstractNum>
@@ -9948,7 +10009,7 @@
         <w:ind w:left="2461" w:hanging="360"/>
       </w:pPr>
       <w:rPr>
-        <w:rFonts w:ascii="Symbol" w:hAnsi="Symbol" w:hint="default"/>
+        <w:rFonts w:hint="default" w:ascii="Symbol" w:hAnsi="Symbol"/>
       </w:rPr>
     </w:lvl>
     <w:lvl w:ilvl="1" w:tplc="04090003" w:tentative="1">
@@ -9960,7 +10021,7 @@
         <w:ind w:left="3181" w:hanging="360"/>
       </w:pPr>
       <w:rPr>
-        <w:rFonts w:ascii="Courier New" w:hAnsi="Courier New" w:cs="Courier New" w:hint="default"/>
+        <w:rFonts w:hint="default" w:ascii="Courier New" w:hAnsi="Courier New" w:cs="Courier New"/>
       </w:rPr>
     </w:lvl>
     <w:lvl w:ilvl="2" w:tplc="04090005" w:tentative="1">
@@ -9972,7 +10033,7 @@
         <w:ind w:left="3901" w:hanging="360"/>
       </w:pPr>
       <w:rPr>
-        <w:rFonts w:ascii="Wingdings" w:hAnsi="Wingdings" w:hint="default"/>
+        <w:rFonts w:hint="default" w:ascii="Wingdings" w:hAnsi="Wingdings"/>
       </w:rPr>
     </w:lvl>
     <w:lvl w:ilvl="3" w:tplc="04090001" w:tentative="1">
@@ -9984,7 +10045,7 @@
         <w:ind w:left="4621" w:hanging="360"/>
       </w:pPr>
       <w:rPr>
-        <w:rFonts w:ascii="Symbol" w:hAnsi="Symbol" w:hint="default"/>
+        <w:rFonts w:hint="default" w:ascii="Symbol" w:hAnsi="Symbol"/>
       </w:rPr>
     </w:lvl>
     <w:lvl w:ilvl="4" w:tplc="04090003" w:tentative="1">
@@ -9996,7 +10057,7 @@
         <w:ind w:left="5341" w:hanging="360"/>
       </w:pPr>
       <w:rPr>
-        <w:rFonts w:ascii="Courier New" w:hAnsi="Courier New" w:cs="Courier New" w:hint="default"/>
+        <w:rFonts w:hint="default" w:ascii="Courier New" w:hAnsi="Courier New" w:cs="Courier New"/>
       </w:rPr>
     </w:lvl>
     <w:lvl w:ilvl="5" w:tplc="04090005" w:tentative="1">
@@ -10008,7 +10069,7 @@
         <w:ind w:left="6061" w:hanging="360"/>
       </w:pPr>
       <w:rPr>
-        <w:rFonts w:ascii="Wingdings" w:hAnsi="Wingdings" w:hint="default"/>
+        <w:rFonts w:hint="default" w:ascii="Wingdings" w:hAnsi="Wingdings"/>
       </w:rPr>
     </w:lvl>
     <w:lvl w:ilvl="6" w:tplc="04090001" w:tentative="1">
@@ -10020,7 +10081,7 @@
         <w:ind w:left="6781" w:hanging="360"/>
       </w:pPr>
       <w:rPr>
-        <w:rFonts w:ascii="Symbol" w:hAnsi="Symbol" w:hint="default"/>
+        <w:rFonts w:hint="default" w:ascii="Symbol" w:hAnsi="Symbol"/>
       </w:rPr>
     </w:lvl>
     <w:lvl w:ilvl="7" w:tplc="04090003" w:tentative="1">
@@ -10032,7 +10093,7 @@
         <w:ind w:left="7501" w:hanging="360"/>
       </w:pPr>
       <w:rPr>
-        <w:rFonts w:ascii="Courier New" w:hAnsi="Courier New" w:cs="Courier New" w:hint="default"/>
+        <w:rFonts w:hint="default" w:ascii="Courier New" w:hAnsi="Courier New" w:cs="Courier New"/>
       </w:rPr>
     </w:lvl>
     <w:lvl w:ilvl="8" w:tplc="04090005" w:tentative="1">
@@ -10044,7 +10105,7 @@
         <w:ind w:left="8221" w:hanging="360"/>
       </w:pPr>
       <w:rPr>
-        <w:rFonts w:ascii="Wingdings" w:hAnsi="Wingdings" w:hint="default"/>
+        <w:rFonts w:hint="default" w:ascii="Wingdings" w:hAnsi="Wingdings"/>
       </w:rPr>
     </w:lvl>
   </w:abstractNum>
@@ -10061,7 +10122,7 @@
         <w:ind w:left="1741" w:hanging="360"/>
       </w:pPr>
       <w:rPr>
-        <w:rFonts w:ascii="Wingdings" w:hAnsi="Wingdings" w:hint="default"/>
+        <w:rFonts w:hint="default" w:ascii="Wingdings" w:hAnsi="Wingdings"/>
       </w:rPr>
     </w:lvl>
     <w:lvl w:ilvl="1" w:tplc="04090003" w:tentative="1">
@@ -10073,7 +10134,7 @@
         <w:ind w:left="2461" w:hanging="360"/>
       </w:pPr>
       <w:rPr>
-        <w:rFonts w:ascii="Courier New" w:hAnsi="Courier New" w:cs="Courier New" w:hint="default"/>
+        <w:rFonts w:hint="default" w:ascii="Courier New" w:hAnsi="Courier New" w:cs="Courier New"/>
       </w:rPr>
     </w:lvl>
     <w:lvl w:ilvl="2" w:tplc="04090005" w:tentative="1">
@@ -10085,7 +10146,7 @@
         <w:ind w:left="3181" w:hanging="360"/>
       </w:pPr>
       <w:rPr>
-        <w:rFonts w:ascii="Wingdings" w:hAnsi="Wingdings" w:hint="default"/>
+        <w:rFonts w:hint="default" w:ascii="Wingdings" w:hAnsi="Wingdings"/>
       </w:rPr>
     </w:lvl>
     <w:lvl w:ilvl="3" w:tplc="04090001" w:tentative="1">
@@ -10097,7 +10158,7 @@
         <w:ind w:left="3901" w:hanging="360"/>
       </w:pPr>
       <w:rPr>
-        <w:rFonts w:ascii="Symbol" w:hAnsi="Symbol" w:hint="default"/>
+        <w:rFonts w:hint="default" w:ascii="Symbol" w:hAnsi="Symbol"/>
       </w:rPr>
     </w:lvl>
     <w:lvl w:ilvl="4" w:tplc="04090003" w:tentative="1">
@@ -10109,7 +10170,7 @@
         <w:ind w:left="4621" w:hanging="360"/>
       </w:pPr>
       <w:rPr>
-        <w:rFonts w:ascii="Courier New" w:hAnsi="Courier New" w:cs="Courier New" w:hint="default"/>
+        <w:rFonts w:hint="default" w:ascii="Courier New" w:hAnsi="Courier New" w:cs="Courier New"/>
       </w:rPr>
     </w:lvl>
     <w:lvl w:ilvl="5" w:tplc="04090005" w:tentative="1">
@@ -10121,7 +10182,7 @@
         <w:ind w:left="5341" w:hanging="360"/>
       </w:pPr>
       <w:rPr>
-        <w:rFonts w:ascii="Wingdings" w:hAnsi="Wingdings" w:hint="default"/>
+        <w:rFonts w:hint="default" w:ascii="Wingdings" w:hAnsi="Wingdings"/>
       </w:rPr>
     </w:lvl>
     <w:lvl w:ilvl="6" w:tplc="04090001" w:tentative="1">
@@ -10133,7 +10194,7 @@
         <w:ind w:left="6061" w:hanging="360"/>
       </w:pPr>
       <w:rPr>
-        <w:rFonts w:ascii="Symbol" w:hAnsi="Symbol" w:hint="default"/>
+        <w:rFonts w:hint="default" w:ascii="Symbol" w:hAnsi="Symbol"/>
       </w:rPr>
     </w:lvl>
     <w:lvl w:ilvl="7" w:tplc="04090003" w:tentative="1">
@@ -10145,7 +10206,7 @@
         <w:ind w:left="6781" w:hanging="360"/>
       </w:pPr>
       <w:rPr>
-        <w:rFonts w:ascii="Courier New" w:hAnsi="Courier New" w:cs="Courier New" w:hint="default"/>
+        <w:rFonts w:hint="default" w:ascii="Courier New" w:hAnsi="Courier New" w:cs="Courier New"/>
       </w:rPr>
     </w:lvl>
     <w:lvl w:ilvl="8" w:tplc="04090005" w:tentative="1">
@@ -10157,7 +10218,7 @@
         <w:ind w:left="7501" w:hanging="360"/>
       </w:pPr>
       <w:rPr>
-        <w:rFonts w:ascii="Wingdings" w:hAnsi="Wingdings" w:hint="default"/>
+        <w:rFonts w:hint="default" w:ascii="Wingdings" w:hAnsi="Wingdings"/>
       </w:rPr>
     </w:lvl>
   </w:abstractNum>
@@ -10299,7 +10360,7 @@
         <w:ind w:left="1440" w:hanging="360"/>
       </w:pPr>
       <w:rPr>
-        <w:rFonts w:ascii="Symbol" w:hAnsi="Symbol" w:hint="default"/>
+        <w:rFonts w:hint="default" w:ascii="Symbol" w:hAnsi="Symbol"/>
       </w:rPr>
     </w:lvl>
     <w:lvl w:ilvl="1" w:tplc="04090003" w:tentative="1">
@@ -10311,7 +10372,7 @@
         <w:ind w:left="2160" w:hanging="360"/>
       </w:pPr>
       <w:rPr>
-        <w:rFonts w:ascii="Courier New" w:hAnsi="Courier New" w:cs="Courier New" w:hint="default"/>
+        <w:rFonts w:hint="default" w:ascii="Courier New" w:hAnsi="Courier New" w:cs="Courier New"/>
       </w:rPr>
     </w:lvl>
     <w:lvl w:ilvl="2" w:tplc="04090005" w:tentative="1">
@@ -10323,7 +10384,7 @@
         <w:ind w:left="2880" w:hanging="360"/>
       </w:pPr>
       <w:rPr>
-        <w:rFonts w:ascii="Wingdings" w:hAnsi="Wingdings" w:hint="default"/>
+        <w:rFonts w:hint="default" w:ascii="Wingdings" w:hAnsi="Wingdings"/>
       </w:rPr>
     </w:lvl>
     <w:lvl w:ilvl="3" w:tplc="04090001" w:tentative="1">
@@ -10335,7 +10396,7 @@
         <w:ind w:left="3600" w:hanging="360"/>
       </w:pPr>
       <w:rPr>
-        <w:rFonts w:ascii="Symbol" w:hAnsi="Symbol" w:hint="default"/>
+        <w:rFonts w:hint="default" w:ascii="Symbol" w:hAnsi="Symbol"/>
       </w:rPr>
     </w:lvl>
     <w:lvl w:ilvl="4" w:tplc="04090003" w:tentative="1">
@@ -10347,7 +10408,7 @@
         <w:ind w:left="4320" w:hanging="360"/>
       </w:pPr>
       <w:rPr>
-        <w:rFonts w:ascii="Courier New" w:hAnsi="Courier New" w:cs="Courier New" w:hint="default"/>
+        <w:rFonts w:hint="default" w:ascii="Courier New" w:hAnsi="Courier New" w:cs="Courier New"/>
       </w:rPr>
     </w:lvl>
     <w:lvl w:ilvl="5" w:tplc="04090005" w:tentative="1">
@@ -10359,7 +10420,7 @@
         <w:ind w:left="5040" w:hanging="360"/>
       </w:pPr>
       <w:rPr>
-        <w:rFonts w:ascii="Wingdings" w:hAnsi="Wingdings" w:hint="default"/>
+        <w:rFonts w:hint="default" w:ascii="Wingdings" w:hAnsi="Wingdings"/>
       </w:rPr>
     </w:lvl>
     <w:lvl w:ilvl="6" w:tplc="04090001" w:tentative="1">
@@ -10371,7 +10432,7 @@
         <w:ind w:left="5760" w:hanging="360"/>
       </w:pPr>
       <w:rPr>
-        <w:rFonts w:ascii="Symbol" w:hAnsi="Symbol" w:hint="default"/>
+        <w:rFonts w:hint="default" w:ascii="Symbol" w:hAnsi="Symbol"/>
       </w:rPr>
     </w:lvl>
     <w:lvl w:ilvl="7" w:tplc="04090003" w:tentative="1">
@@ -10383,7 +10444,7 @@
         <w:ind w:left="6480" w:hanging="360"/>
       </w:pPr>
       <w:rPr>
-        <w:rFonts w:ascii="Courier New" w:hAnsi="Courier New" w:cs="Courier New" w:hint="default"/>
+        <w:rFonts w:hint="default" w:ascii="Courier New" w:hAnsi="Courier New" w:cs="Courier New"/>
       </w:rPr>
     </w:lvl>
     <w:lvl w:ilvl="8" w:tplc="04090005" w:tentative="1">
@@ -10395,7 +10456,7 @@
         <w:ind w:left="7200" w:hanging="360"/>
       </w:pPr>
       <w:rPr>
-        <w:rFonts w:ascii="Wingdings" w:hAnsi="Wingdings" w:hint="default"/>
+        <w:rFonts w:hint="default" w:ascii="Wingdings" w:hAnsi="Wingdings"/>
       </w:rPr>
     </w:lvl>
   </w:abstractNum>
@@ -10615,7 +10676,7 @@
         <w:ind w:left="720" w:hanging="360"/>
       </w:pPr>
       <w:rPr>
-        <w:rFonts w:ascii="Wingdings" w:eastAsia="Times New Roman" w:hAnsi="Wingdings" w:cs="Times New Roman" w:hint="default"/>
+        <w:rFonts w:hint="default" w:ascii="Wingdings" w:hAnsi="Wingdings" w:eastAsia="Times New Roman" w:cs="Times New Roman"/>
       </w:rPr>
     </w:lvl>
     <w:lvl w:ilvl="1" w:tplc="04090003" w:tentative="1">
@@ -10627,7 +10688,7 @@
         <w:ind w:left="1440" w:hanging="360"/>
       </w:pPr>
       <w:rPr>
-        <w:rFonts w:ascii="Courier New" w:hAnsi="Courier New" w:cs="Courier New" w:hint="default"/>
+        <w:rFonts w:hint="default" w:ascii="Courier New" w:hAnsi="Courier New" w:cs="Courier New"/>
       </w:rPr>
     </w:lvl>
     <w:lvl w:ilvl="2" w:tplc="04090005" w:tentative="1">
@@ -10639,7 +10700,7 @@
         <w:ind w:left="2160" w:hanging="360"/>
       </w:pPr>
       <w:rPr>
-        <w:rFonts w:ascii="Wingdings" w:hAnsi="Wingdings" w:hint="default"/>
+        <w:rFonts w:hint="default" w:ascii="Wingdings" w:hAnsi="Wingdings"/>
       </w:rPr>
     </w:lvl>
     <w:lvl w:ilvl="3" w:tplc="04090001" w:tentative="1">
@@ -10651,7 +10712,7 @@
         <w:ind w:left="2880" w:hanging="360"/>
       </w:pPr>
       <w:rPr>
-        <w:rFonts w:ascii="Symbol" w:hAnsi="Symbol" w:hint="default"/>
+        <w:rFonts w:hint="default" w:ascii="Symbol" w:hAnsi="Symbol"/>
       </w:rPr>
     </w:lvl>
     <w:lvl w:ilvl="4" w:tplc="04090003" w:tentative="1">
@@ -10663,7 +10724,7 @@
         <w:ind w:left="3600" w:hanging="360"/>
       </w:pPr>
       <w:rPr>
-        <w:rFonts w:ascii="Courier New" w:hAnsi="Courier New" w:cs="Courier New" w:hint="default"/>
+        <w:rFonts w:hint="default" w:ascii="Courier New" w:hAnsi="Courier New" w:cs="Courier New"/>
       </w:rPr>
     </w:lvl>
     <w:lvl w:ilvl="5" w:tplc="04090005" w:tentative="1">
@@ -10675,7 +10736,7 @@
         <w:ind w:left="4320" w:hanging="360"/>
       </w:pPr>
       <w:rPr>
-        <w:rFonts w:ascii="Wingdings" w:hAnsi="Wingdings" w:hint="default"/>
+        <w:rFonts w:hint="default" w:ascii="Wingdings" w:hAnsi="Wingdings"/>
       </w:rPr>
     </w:lvl>
     <w:lvl w:ilvl="6" w:tplc="04090001" w:tentative="1">
@@ -10687,7 +10748,7 @@
         <w:ind w:left="5040" w:hanging="360"/>
       </w:pPr>
       <w:rPr>
-        <w:rFonts w:ascii="Symbol" w:hAnsi="Symbol" w:hint="default"/>
+        <w:rFonts w:hint="default" w:ascii="Symbol" w:hAnsi="Symbol"/>
       </w:rPr>
     </w:lvl>
     <w:lvl w:ilvl="7" w:tplc="04090003" w:tentative="1">
@@ -10699,7 +10760,7 @@
         <w:ind w:left="5760" w:hanging="360"/>
       </w:pPr>
       <w:rPr>
-        <w:rFonts w:ascii="Courier New" w:hAnsi="Courier New" w:cs="Courier New" w:hint="default"/>
+        <w:rFonts w:hint="default" w:ascii="Courier New" w:hAnsi="Courier New" w:cs="Courier New"/>
       </w:rPr>
     </w:lvl>
     <w:lvl w:ilvl="8" w:tplc="04090005" w:tentative="1">
@@ -10711,7 +10772,7 @@
         <w:ind w:left="6480" w:hanging="360"/>
       </w:pPr>
       <w:rPr>
-        <w:rFonts w:ascii="Wingdings" w:hAnsi="Wingdings" w:hint="default"/>
+        <w:rFonts w:hint="default" w:ascii="Wingdings" w:hAnsi="Wingdings"/>
       </w:rPr>
     </w:lvl>
   </w:abstractNum>
@@ -10728,7 +10789,7 @@
         <w:ind w:left="450" w:hanging="360"/>
       </w:pPr>
       <w:rPr>
-        <w:rFonts w:ascii="Arial" w:eastAsia="Calibri" w:hAnsi="Arial" w:cs="Arial" w:hint="default"/>
+        <w:rFonts w:hint="default" w:ascii="Arial" w:hAnsi="Arial" w:eastAsia="Calibri" w:cs="Arial"/>
       </w:rPr>
     </w:lvl>
     <w:lvl w:ilvl="1" w:tplc="04090003" w:tentative="1">
@@ -10740,7 +10801,7 @@
         <w:ind w:left="1170" w:hanging="360"/>
       </w:pPr>
       <w:rPr>
-        <w:rFonts w:ascii="Courier New" w:hAnsi="Courier New" w:cs="Courier New" w:hint="default"/>
+        <w:rFonts w:hint="default" w:ascii="Courier New" w:hAnsi="Courier New" w:cs="Courier New"/>
       </w:rPr>
     </w:lvl>
     <w:lvl w:ilvl="2" w:tplc="04090005" w:tentative="1">
@@ -10752,7 +10813,7 @@
         <w:ind w:left="1890" w:hanging="360"/>
       </w:pPr>
       <w:rPr>
-        <w:rFonts w:ascii="Wingdings" w:hAnsi="Wingdings" w:hint="default"/>
+        <w:rFonts w:hint="default" w:ascii="Wingdings" w:hAnsi="Wingdings"/>
       </w:rPr>
     </w:lvl>
     <w:lvl w:ilvl="3" w:tplc="04090001" w:tentative="1">
@@ -10764,7 +10825,7 @@
         <w:ind w:left="2610" w:hanging="360"/>
       </w:pPr>
       <w:rPr>
-        <w:rFonts w:ascii="Symbol" w:hAnsi="Symbol" w:hint="default"/>
+        <w:rFonts w:hint="default" w:ascii="Symbol" w:hAnsi="Symbol"/>
       </w:rPr>
     </w:lvl>
     <w:lvl w:ilvl="4" w:tplc="04090003" w:tentative="1">
@@ -10776,7 +10837,7 @@
         <w:ind w:left="3330" w:hanging="360"/>
       </w:pPr>
       <w:rPr>
-        <w:rFonts w:ascii="Courier New" w:hAnsi="Courier New" w:cs="Courier New" w:hint="default"/>
+        <w:rFonts w:hint="default" w:ascii="Courier New" w:hAnsi="Courier New" w:cs="Courier New"/>
       </w:rPr>
     </w:lvl>
     <w:lvl w:ilvl="5" w:tplc="04090005" w:tentative="1">
@@ -10788,7 +10849,7 @@
         <w:ind w:left="4050" w:hanging="360"/>
       </w:pPr>
       <w:rPr>
-        <w:rFonts w:ascii="Wingdings" w:hAnsi="Wingdings" w:hint="default"/>
+        <w:rFonts w:hint="default" w:ascii="Wingdings" w:hAnsi="Wingdings"/>
       </w:rPr>
     </w:lvl>
     <w:lvl w:ilvl="6" w:tplc="04090001" w:tentative="1">
@@ -10800,7 +10861,7 @@
         <w:ind w:left="4770" w:hanging="360"/>
       </w:pPr>
       <w:rPr>
-        <w:rFonts w:ascii="Symbol" w:hAnsi="Symbol" w:hint="default"/>
+        <w:rFonts w:hint="default" w:ascii="Symbol" w:hAnsi="Symbol"/>
       </w:rPr>
     </w:lvl>
     <w:lvl w:ilvl="7" w:tplc="04090003" w:tentative="1">
@@ -10812,7 +10873,7 @@
         <w:ind w:left="5490" w:hanging="360"/>
       </w:pPr>
       <w:rPr>
-        <w:rFonts w:ascii="Courier New" w:hAnsi="Courier New" w:cs="Courier New" w:hint="default"/>
+        <w:rFonts w:hint="default" w:ascii="Courier New" w:hAnsi="Courier New" w:cs="Courier New"/>
       </w:rPr>
     </w:lvl>
     <w:lvl w:ilvl="8" w:tplc="04090005" w:tentative="1">
@@ -10824,7 +10885,7 @@
         <w:ind w:left="6210" w:hanging="360"/>
       </w:pPr>
       <w:rPr>
-        <w:rFonts w:ascii="Wingdings" w:hAnsi="Wingdings" w:hint="default"/>
+        <w:rFonts w:hint="default" w:ascii="Wingdings" w:hAnsi="Wingdings"/>
       </w:rPr>
     </w:lvl>
   </w:abstractNum>
@@ -11338,11 +11399,11 @@
 </file>
 
 <file path=word/styles.xml><?xml version="1.0" encoding="utf-8"?>
-<w:styles xmlns:mc="http://schemas.openxmlformats.org/markup-compatibility/2006" xmlns:r="http://schemas.openxmlformats.org/officeDocument/2006/relationships" xmlns:w="http://schemas.openxmlformats.org/wordprocessingml/2006/main" xmlns:w14="http://schemas.microsoft.com/office/word/2010/wordml" xmlns:w15="http://schemas.microsoft.com/office/word/2012/wordml" xmlns:w16cex="http://schemas.microsoft.com/office/word/2018/wordml/cex" xmlns:w16cid="http://schemas.microsoft.com/office/word/2016/wordml/cid" xmlns:w16="http://schemas.microsoft.com/office/word/2018/wordml" xmlns:w16du="http://schemas.microsoft.com/office/word/2023/wordml/word16du" xmlns:w16sdtdh="http://schemas.microsoft.com/office/word/2020/wordml/sdtdatahash" xmlns:w16sdtfl="http://schemas.microsoft.com/office/word/2024/wordml/sdtformatlock" xmlns:w16se="http://schemas.microsoft.com/office/word/2015/wordml/symex" mc:Ignorable="w14 w15 w16se w16cid w16 w16cex w16sdtdh w16sdtfl w16du">
+<w:styles xmlns:wp14="http://schemas.microsoft.com/office/word/2010/wordprocessingDrawing" xmlns:mc="http://schemas.openxmlformats.org/markup-compatibility/2006" xmlns:r="http://schemas.openxmlformats.org/officeDocument/2006/relationships" xmlns:w="http://schemas.openxmlformats.org/wordprocessingml/2006/main" xmlns:w14="http://schemas.microsoft.com/office/word/2010/wordml" xmlns:w15="http://schemas.microsoft.com/office/word/2012/wordml" xmlns:w16cex="http://schemas.microsoft.com/office/word/2018/wordml/cex" xmlns:w16cid="http://schemas.microsoft.com/office/word/2016/wordml/cid" xmlns:w16="http://schemas.microsoft.com/office/word/2018/wordml" xmlns:w16du="http://schemas.microsoft.com/office/word/2023/wordml/word16du" xmlns:w16sdtdh="http://schemas.microsoft.com/office/word/2020/wordml/sdtdatahash" xmlns:w16sdtfl="http://schemas.microsoft.com/office/word/2024/wordml/sdtformatlock" xmlns:w16se="http://schemas.microsoft.com/office/word/2015/wordml/symex" mc:Ignorable="w14 w15 w16se w16cid w16 w16cex w16sdtdh w16sdtfl w16du wp14">
   <w:docDefaults>
     <w:rPrDefault>
       <w:rPr>
-        <w:rFonts w:ascii="Times New Roman" w:eastAsiaTheme="minorHAnsi" w:hAnsi="Times New Roman" w:cs="Times New Roman"/>
+        <w:rFonts w:ascii="Times New Roman" w:hAnsi="Times New Roman" w:cs="Times New Roman" w:eastAsiaTheme="minorHAnsi"/>
         <w:sz w:val="24"/>
         <w:szCs w:val="24"/>
         <w:lang w:val="en-US" w:eastAsia="en-US" w:bidi="ar-SA"/>
@@ -11359,14 +11420,14 @@
   <w:latentStyles w:defLockedState="0" w:defUIPriority="99" w:defSemiHidden="0" w:defUnhideWhenUsed="0" w:defQFormat="0" w:count="376">
     <w:lsdException w:name="Normal" w:uiPriority="0" w:qFormat="1"/>
     <w:lsdException w:name="heading 1" w:uiPriority="0" w:qFormat="1"/>
-    <w:lsdException w:name="heading 2" w:semiHidden="1" w:uiPriority="9" w:unhideWhenUsed="1" w:qFormat="1"/>
-    <w:lsdException w:name="heading 3" w:semiHidden="1" w:uiPriority="9" w:unhideWhenUsed="1" w:qFormat="1"/>
-    <w:lsdException w:name="heading 4" w:semiHidden="1" w:uiPriority="9" w:unhideWhenUsed="1" w:qFormat="1"/>
-    <w:lsdException w:name="heading 5" w:semiHidden="1" w:uiPriority="9" w:unhideWhenUsed="1" w:qFormat="1"/>
-    <w:lsdException w:name="heading 6" w:semiHidden="1" w:uiPriority="9" w:unhideWhenUsed="1" w:qFormat="1"/>
-    <w:lsdException w:name="heading 7" w:semiHidden="1" w:uiPriority="9" w:unhideWhenUsed="1" w:qFormat="1"/>
-    <w:lsdException w:name="heading 8" w:semiHidden="1" w:uiPriority="9" w:unhideWhenUsed="1" w:qFormat="1"/>
-    <w:lsdException w:name="heading 9" w:semiHidden="1" w:uiPriority="9" w:unhideWhenUsed="1" w:qFormat="1"/>
+    <w:lsdException w:name="heading 2" w:uiPriority="9" w:semiHidden="1" w:unhideWhenUsed="1" w:qFormat="1"/>
+    <w:lsdException w:name="heading 3" w:uiPriority="9" w:semiHidden="1" w:unhideWhenUsed="1" w:qFormat="1"/>
+    <w:lsdException w:name="heading 4" w:uiPriority="9" w:semiHidden="1" w:unhideWhenUsed="1" w:qFormat="1"/>
+    <w:lsdException w:name="heading 5" w:uiPriority="9" w:semiHidden="1" w:unhideWhenUsed="1" w:qFormat="1"/>
+    <w:lsdException w:name="heading 6" w:uiPriority="9" w:semiHidden="1" w:unhideWhenUsed="1" w:qFormat="1"/>
+    <w:lsdException w:name="heading 7" w:uiPriority="9" w:semiHidden="1" w:unhideWhenUsed="1" w:qFormat="1"/>
+    <w:lsdException w:name="heading 8" w:uiPriority="9" w:semiHidden="1" w:unhideWhenUsed="1" w:qFormat="1"/>
+    <w:lsdException w:name="heading 9" w:uiPriority="9" w:semiHidden="1" w:unhideWhenUsed="1" w:qFormat="1"/>
     <w:lsdException w:name="index 1" w:semiHidden="1" w:unhideWhenUsed="1"/>
     <w:lsdException w:name="index 2" w:semiHidden="1" w:unhideWhenUsed="1"/>
     <w:lsdException w:name="index 3" w:semiHidden="1" w:unhideWhenUsed="1"/>
@@ -11376,22 +11437,22 @@
     <w:lsdException w:name="index 7" w:semiHidden="1" w:unhideWhenUsed="1"/>
     <w:lsdException w:name="index 8" w:semiHidden="1" w:unhideWhenUsed="1"/>
     <w:lsdException w:name="index 9" w:semiHidden="1" w:unhideWhenUsed="1"/>
-    <w:lsdException w:name="toc 1" w:semiHidden="1" w:uiPriority="39" w:unhideWhenUsed="1" w:qFormat="1"/>
-    <w:lsdException w:name="toc 2" w:semiHidden="1" w:uiPriority="39" w:unhideWhenUsed="1" w:qFormat="1"/>
-    <w:lsdException w:name="toc 3" w:semiHidden="1" w:uiPriority="39" w:unhideWhenUsed="1" w:qFormat="1"/>
-    <w:lsdException w:name="toc 4" w:semiHidden="1" w:uiPriority="39" w:unhideWhenUsed="1"/>
-    <w:lsdException w:name="toc 5" w:semiHidden="1" w:uiPriority="39" w:unhideWhenUsed="1"/>
-    <w:lsdException w:name="toc 6" w:semiHidden="1" w:uiPriority="39" w:unhideWhenUsed="1"/>
-    <w:lsdException w:name="toc 7" w:semiHidden="1" w:uiPriority="39" w:unhideWhenUsed="1"/>
-    <w:lsdException w:name="toc 8" w:semiHidden="1" w:uiPriority="39" w:unhideWhenUsed="1"/>
-    <w:lsdException w:name="toc 9" w:semiHidden="1" w:uiPriority="39" w:unhideWhenUsed="1"/>
+    <w:lsdException w:name="toc 1" w:uiPriority="39" w:semiHidden="1" w:unhideWhenUsed="1" w:qFormat="1"/>
+    <w:lsdException w:name="toc 2" w:uiPriority="39" w:semiHidden="1" w:unhideWhenUsed="1" w:qFormat="1"/>
+    <w:lsdException w:name="toc 3" w:uiPriority="39" w:semiHidden="1" w:unhideWhenUsed="1" w:qFormat="1"/>
+    <w:lsdException w:name="toc 4" w:uiPriority="39" w:semiHidden="1" w:unhideWhenUsed="1"/>
+    <w:lsdException w:name="toc 5" w:uiPriority="39" w:semiHidden="1" w:unhideWhenUsed="1"/>
+    <w:lsdException w:name="toc 6" w:uiPriority="39" w:semiHidden="1" w:unhideWhenUsed="1"/>
+    <w:lsdException w:name="toc 7" w:uiPriority="39" w:semiHidden="1" w:unhideWhenUsed="1"/>
+    <w:lsdException w:name="toc 8" w:uiPriority="39" w:semiHidden="1" w:unhideWhenUsed="1"/>
+    <w:lsdException w:name="toc 9" w:uiPriority="39" w:semiHidden="1" w:unhideWhenUsed="1"/>
     <w:lsdException w:name="Normal Indent" w:semiHidden="1" w:unhideWhenUsed="1"/>
     <w:lsdException w:name="footnote text" w:semiHidden="1" w:unhideWhenUsed="1"/>
     <w:lsdException w:name="annotation text" w:semiHidden="1" w:unhideWhenUsed="1"/>
     <w:lsdException w:name="header" w:semiHidden="1" w:unhideWhenUsed="1"/>
     <w:lsdException w:name="footer" w:semiHidden="1" w:unhideWhenUsed="1"/>
     <w:lsdException w:name="index heading" w:semiHidden="1" w:unhideWhenUsed="1"/>
-    <w:lsdException w:name="caption" w:semiHidden="1" w:uiPriority="35" w:unhideWhenUsed="1" w:qFormat="1"/>
+    <w:lsdException w:name="caption" w:uiPriority="35" w:semiHidden="1" w:unhideWhenUsed="1" w:qFormat="1"/>
     <w:lsdException w:name="table of figures" w:semiHidden="1" w:unhideWhenUsed="1"/>
     <w:lsdException w:name="envelope address" w:semiHidden="1" w:unhideWhenUsed="1"/>
     <w:lsdException w:name="envelope return" w:semiHidden="1" w:unhideWhenUsed="1"/>
@@ -11422,7 +11483,7 @@
     <w:lsdException w:name="Title" w:uiPriority="10" w:qFormat="1"/>
     <w:lsdException w:name="Closing" w:semiHidden="1" w:unhideWhenUsed="1"/>
     <w:lsdException w:name="Signature" w:semiHidden="1" w:unhideWhenUsed="1"/>
-    <w:lsdException w:name="Default Paragraph Font" w:semiHidden="1" w:uiPriority="1" w:unhideWhenUsed="1"/>
+    <w:lsdException w:name="Default Paragraph Font" w:uiPriority="1" w:semiHidden="1" w:unhideWhenUsed="1"/>
     <w:lsdException w:name="Body Text" w:semiHidden="1" w:unhideWhenUsed="1"/>
     <w:lsdException w:name="Body Text Indent" w:semiHidden="1" w:unhideWhenUsed="1"/>
     <w:lsdException w:name="List Continue" w:semiHidden="1" w:unhideWhenUsed="1"/>
@@ -11447,7 +11508,7 @@
     <w:lsdException w:name="Strong" w:uiPriority="22" w:qFormat="1"/>
     <w:lsdException w:name="Emphasis" w:uiPriority="20" w:qFormat="1"/>
     <w:lsdException w:name="Document Map" w:semiHidden="1" w:unhideWhenUsed="1"/>
-    <w:lsdException w:name="Plain Text" w:semiHidden="1" w:uiPriority="0" w:unhideWhenUsed="1"/>
+    <w:lsdException w:name="Plain Text" w:uiPriority="0" w:semiHidden="1" w:unhideWhenUsed="1"/>
     <w:lsdException w:name="E-mail Signature" w:semiHidden="1" w:unhideWhenUsed="1"/>
     <w:lsdException w:name="HTML Top of Form" w:semiHidden="1" w:unhideWhenUsed="1"/>
     <w:lsdException w:name="HTML Bottom of Form" w:semiHidden="1" w:unhideWhenUsed="1"/>
@@ -11622,8 +11683,8 @@
     <w:lsdException w:name="Subtle Reference" w:uiPriority="31" w:qFormat="1"/>
     <w:lsdException w:name="Intense Reference" w:uiPriority="32" w:qFormat="1"/>
     <w:lsdException w:name="Book Title" w:uiPriority="33" w:qFormat="1"/>
-    <w:lsdException w:name="Bibliography" w:semiHidden="1" w:uiPriority="37" w:unhideWhenUsed="1"/>
-    <w:lsdException w:name="TOC Heading" w:semiHidden="1" w:uiPriority="39" w:unhideWhenUsed="1" w:qFormat="1"/>
+    <w:lsdException w:name="Bibliography" w:uiPriority="37" w:semiHidden="1" w:unhideWhenUsed="1"/>
+    <w:lsdException w:name="TOC Heading" w:uiPriority="39" w:semiHidden="1" w:unhideWhenUsed="1" w:qFormat="1"/>
     <w:lsdException w:name="Plain Table 1" w:uiPriority="41"/>
     <w:lsdException w:name="Plain Table 2" w:uiPriority="42"/>
     <w:lsdException w:name="Plain Table 3" w:uiPriority="43"/>
@@ -11734,7 +11795,7 @@
     <w:lsdException w:name="Unresolved Mention" w:semiHidden="1" w:unhideWhenUsed="1"/>
     <w:lsdException w:name="Smart Link" w:semiHidden="1" w:unhideWhenUsed="1"/>
   </w:latentStyles>
-  <w:style w:type="paragraph" w:default="1" w:styleId="Normal">
+  <w:style w:type="paragraph" w:styleId="Normal" w:default="1">
     <w:name w:val="Normal"/>
     <w:qFormat/>
     <w:rsid w:val="007C2C43"/>
@@ -11761,7 +11822,7 @@
       <w:outlineLvl w:val="0"/>
     </w:pPr>
     <w:rPr>
-      <w:rFonts w:ascii="Arial" w:eastAsia="Times New Roman" w:hAnsi="Arial" w:cs="Arial"/>
+      <w:rFonts w:ascii="Arial" w:hAnsi="Arial" w:eastAsia="Times New Roman" w:cs="Arial"/>
       <w:b/>
       <w:bCs/>
     </w:rPr>
@@ -11783,7 +11844,7 @@
       <w:outlineLvl w:val="2"/>
     </w:pPr>
     <w:rPr>
-      <w:rFonts w:asciiTheme="majorHAnsi" w:eastAsiaTheme="majorEastAsia" w:hAnsiTheme="majorHAnsi" w:cstheme="majorBidi"/>
+      <w:rFonts w:asciiTheme="majorHAnsi" w:hAnsiTheme="majorHAnsi" w:eastAsiaTheme="majorEastAsia" w:cstheme="majorBidi"/>
       <w:b/>
       <w:bCs/>
       <w:color w:val="4F81BD" w:themeColor="accent1"/>
@@ -11806,7 +11867,7 @@
       <w:outlineLvl w:val="3"/>
     </w:pPr>
     <w:rPr>
-      <w:rFonts w:asciiTheme="majorHAnsi" w:eastAsiaTheme="majorEastAsia" w:hAnsiTheme="majorHAnsi" w:cstheme="majorBidi"/>
+      <w:rFonts w:asciiTheme="majorHAnsi" w:hAnsiTheme="majorHAnsi" w:eastAsiaTheme="majorEastAsia" w:cstheme="majorBidi"/>
       <w:b/>
       <w:bCs/>
       <w:i/>
@@ -11814,13 +11875,13 @@
       <w:color w:val="4F81BD" w:themeColor="accent1"/>
     </w:rPr>
   </w:style>
-  <w:style w:type="character" w:default="1" w:styleId="DefaultParagraphFont">
+  <w:style w:type="character" w:styleId="DefaultParagraphFont" w:default="1">
     <w:name w:val="Default Paragraph Font"/>
     <w:uiPriority w:val="1"/>
     <w:semiHidden/>
     <w:unhideWhenUsed/>
   </w:style>
-  <w:style w:type="table" w:default="1" w:styleId="TableNormal">
+  <w:style w:type="table" w:styleId="TableNormal" w:default="1">
     <w:name w:val="Normal Table"/>
     <w:uiPriority w:val="99"/>
     <w:semiHidden/>
@@ -11835,7 +11896,7 @@
       </w:tblCellMar>
     </w:tblPr>
   </w:style>
-  <w:style w:type="numbering" w:default="1" w:styleId="NoList">
+  <w:style w:type="numbering" w:styleId="NoList" w:default="1">
     <w:name w:val="No List"/>
     <w:uiPriority w:val="99"/>
     <w:semiHidden/>
@@ -11856,7 +11917,7 @@
       <w:spacing w:line="240" w:lineRule="auto"/>
     </w:pPr>
   </w:style>
-  <w:style w:type="character" w:customStyle="1" w:styleId="HeaderChar">
+  <w:style w:type="character" w:styleId="HeaderChar" w:customStyle="1">
     <w:name w:val="Header Char"/>
     <w:basedOn w:val="DefaultParagraphFont"/>
     <w:link w:val="Header"/>
@@ -11878,7 +11939,7 @@
       <w:spacing w:line="240" w:lineRule="auto"/>
     </w:pPr>
   </w:style>
-  <w:style w:type="character" w:customStyle="1" w:styleId="FooterChar">
+  <w:style w:type="character" w:styleId="FooterChar" w:customStyle="1">
     <w:name w:val="Footer Char"/>
     <w:basedOn w:val="DefaultParagraphFont"/>
     <w:link w:val="Footer"/>
@@ -11896,27 +11957,27 @@
     </w:pPr>
     <w:tblPr>
       <w:tblBorders>
-        <w:top w:val="single" w:sz="4" w:space="0" w:color="auto"/>
-        <w:left w:val="single" w:sz="4" w:space="0" w:color="auto"/>
-        <w:bottom w:val="single" w:sz="4" w:space="0" w:color="auto"/>
-        <w:right w:val="single" w:sz="4" w:space="0" w:color="auto"/>
-        <w:insideH w:val="single" w:sz="4" w:space="0" w:color="auto"/>
-        <w:insideV w:val="single" w:sz="4" w:space="0" w:color="auto"/>
+        <w:top w:val="single" w:color="auto" w:sz="4" w:space="0"/>
+        <w:left w:val="single" w:color="auto" w:sz="4" w:space="0"/>
+        <w:bottom w:val="single" w:color="auto" w:sz="4" w:space="0"/>
+        <w:right w:val="single" w:color="auto" w:sz="4" w:space="0"/>
+        <w:insideH w:val="single" w:color="auto" w:sz="4" w:space="0"/>
+        <w:insideV w:val="single" w:color="auto" w:sz="4" w:space="0"/>
       </w:tblBorders>
     </w:tblPr>
   </w:style>
-  <w:style w:type="character" w:customStyle="1" w:styleId="Heading1Char">
+  <w:style w:type="character" w:styleId="Heading1Char" w:customStyle="1">
     <w:name w:val="Heading 1 Char"/>
     <w:basedOn w:val="DefaultParagraphFont"/>
     <w:link w:val="Heading1"/>
     <w:rsid w:val="006A6309"/>
     <w:rPr>
-      <w:rFonts w:ascii="Arial" w:eastAsia="Times New Roman" w:hAnsi="Arial" w:cs="Arial"/>
+      <w:rFonts w:ascii="Arial" w:hAnsi="Arial" w:eastAsia="Times New Roman" w:cs="Arial"/>
       <w:b/>
       <w:bCs/>
     </w:rPr>
   </w:style>
-  <w:style w:type="character" w:customStyle="1" w:styleId="Heading3Char">
+  <w:style w:type="character" w:styleId="Heading3Char" w:customStyle="1">
     <w:name w:val="Heading 3 Char"/>
     <w:basedOn w:val="DefaultParagraphFont"/>
     <w:link w:val="Heading3"/>
@@ -11924,13 +11985,13 @@
     <w:semiHidden/>
     <w:rsid w:val="006A6309"/>
     <w:rPr>
-      <w:rFonts w:asciiTheme="majorHAnsi" w:eastAsiaTheme="majorEastAsia" w:hAnsiTheme="majorHAnsi" w:cstheme="majorBidi"/>
+      <w:rFonts w:asciiTheme="majorHAnsi" w:hAnsiTheme="majorHAnsi" w:eastAsiaTheme="majorEastAsia" w:cstheme="majorBidi"/>
       <w:b/>
       <w:bCs/>
       <w:color w:val="4F81BD" w:themeColor="accent1"/>
     </w:rPr>
   </w:style>
-  <w:style w:type="character" w:customStyle="1" w:styleId="Heading4Char">
+  <w:style w:type="character" w:styleId="Heading4Char" w:customStyle="1">
     <w:name w:val="Heading 4 Char"/>
     <w:basedOn w:val="DefaultParagraphFont"/>
     <w:link w:val="Heading4"/>
@@ -11938,7 +11999,7 @@
     <w:semiHidden/>
     <w:rsid w:val="006A6309"/>
     <w:rPr>
-      <w:rFonts w:asciiTheme="majorHAnsi" w:eastAsiaTheme="majorEastAsia" w:hAnsiTheme="majorHAnsi" w:cstheme="majorBidi"/>
+      <w:rFonts w:asciiTheme="majorHAnsi" w:hAnsiTheme="majorHAnsi" w:eastAsiaTheme="majorEastAsia" w:cstheme="majorBidi"/>
       <w:b/>
       <w:bCs/>
       <w:i/>
@@ -11971,24 +12032,24 @@
       <w:jc w:val="left"/>
     </w:pPr>
     <w:rPr>
-      <w:rFonts w:ascii="Courier New" w:eastAsia="Times New Roman" w:hAnsi="Courier New" w:cs="Courier New"/>
+      <w:rFonts w:ascii="Courier New" w:hAnsi="Courier New" w:eastAsia="Times New Roman" w:cs="Courier New"/>
       <w:sz w:val="20"/>
       <w:szCs w:val="20"/>
     </w:rPr>
   </w:style>
-  <w:style w:type="character" w:customStyle="1" w:styleId="PlainTextChar">
+  <w:style w:type="character" w:styleId="PlainTextChar" w:customStyle="1">
     <w:name w:val="Plain Text Char"/>
     <w:basedOn w:val="DefaultParagraphFont"/>
     <w:link w:val="PlainText"/>
     <w:semiHidden/>
     <w:rsid w:val="006A6309"/>
     <w:rPr>
-      <w:rFonts w:ascii="Courier New" w:eastAsia="Times New Roman" w:hAnsi="Courier New" w:cs="Courier New"/>
+      <w:rFonts w:ascii="Courier New" w:hAnsi="Courier New" w:eastAsia="Times New Roman" w:cs="Courier New"/>
       <w:sz w:val="20"/>
       <w:szCs w:val="20"/>
     </w:rPr>
   </w:style>
-  <w:style w:type="paragraph" w:customStyle="1" w:styleId="body">
+  <w:style w:type="paragraph" w:styleId="body" w:customStyle="1">
     <w:name w:val="body"/>
     <w:rsid w:val="006A6309"/>
     <w:pPr>
@@ -11998,13 +12059,13 @@
       <w:jc w:val="left"/>
     </w:pPr>
     <w:rPr>
-      <w:rFonts w:ascii="Times" w:eastAsia="Times New Roman" w:hAnsi="Times" w:cs="Times"/>
+      <w:rFonts w:ascii="Times" w:hAnsi="Times" w:eastAsia="Times New Roman" w:cs="Times"/>
       <w:sz w:val="22"/>
       <w:szCs w:val="22"/>
       <w:lang w:val="en-AU"/>
     </w:rPr>
   </w:style>
-  <w:style w:type="paragraph" w:customStyle="1" w:styleId="TableContents">
+  <w:style w:type="paragraph" w:styleId="TableContents" w:customStyle="1">
     <w:name w:val="Table Contents"/>
     <w:basedOn w:val="Normal"/>
     <w:rsid w:val="006A6309"/>
@@ -12037,7 +12098,7 @@
       <w:szCs w:val="16"/>
     </w:rPr>
   </w:style>
-  <w:style w:type="character" w:customStyle="1" w:styleId="BalloonTextChar">
+  <w:style w:type="character" w:styleId="BalloonTextChar" w:customStyle="1">
     <w:name w:val="Balloon Text Char"/>
     <w:basedOn w:val="DefaultParagraphFont"/>
     <w:link w:val="BalloonText"/>
@@ -12051,7 +12112,7 @@
     </w:rPr>
   </w:style>
   <w:style w:type="character" w:styleId="CommentReference">
-    <w:name w:val="annotation reference"/>
+    <w:name w:val="Comment Reference"/>
     <w:basedOn w:val="DefaultParagraphFont"/>
     <w:uiPriority w:val="99"/>
     <w:semiHidden/>
@@ -12063,7 +12124,7 @@
     </w:rPr>
   </w:style>
   <w:style w:type="paragraph" w:styleId="CommentText">
-    <w:name w:val="annotation text"/>
+    <w:name w:val="Comment Text"/>
     <w:basedOn w:val="Normal"/>
     <w:link w:val="CommentTextChar"/>
     <w:uiPriority w:val="99"/>
@@ -12078,7 +12139,7 @@
       <w:szCs w:val="20"/>
     </w:rPr>
   </w:style>
-  <w:style w:type="character" w:customStyle="1" w:styleId="CommentTextChar">
+  <w:style w:type="character" w:styleId="CommentTextChar" w:customStyle="1">
     <w:name w:val="Comment Text Char"/>
     <w:basedOn w:val="DefaultParagraphFont"/>
     <w:link w:val="CommentText"/>
@@ -12091,7 +12152,7 @@
     </w:rPr>
   </w:style>
   <w:style w:type="paragraph" w:styleId="CommentSubject">
-    <w:name w:val="annotation subject"/>
+    <w:name w:val="Comment Subject"/>
     <w:basedOn w:val="CommentText"/>
     <w:next w:val="CommentText"/>
     <w:link w:val="CommentSubjectChar"/>
@@ -12104,7 +12165,7 @@
       <w:bCs/>
     </w:rPr>
   </w:style>
-  <w:style w:type="character" w:customStyle="1" w:styleId="CommentSubjectChar">
+  <w:style w:type="character" w:styleId="CommentSubjectChar" w:customStyle="1">
     <w:name w:val="Comment Subject Char"/>
     <w:basedOn w:val="CommentTextChar"/>
     <w:link w:val="CommentSubject"/>
@@ -12139,7 +12200,7 @@
       <w:outlineLvl w:val="9"/>
     </w:pPr>
     <w:rPr>
-      <w:rFonts w:asciiTheme="majorHAnsi" w:eastAsiaTheme="majorEastAsia" w:hAnsiTheme="majorHAnsi" w:cstheme="majorBidi"/>
+      <w:rFonts w:asciiTheme="majorHAnsi" w:hAnsiTheme="majorHAnsi" w:eastAsiaTheme="majorEastAsia" w:cstheme="majorBidi"/>
       <w:color w:val="365F91" w:themeColor="accent1" w:themeShade="BF"/>
       <w:sz w:val="28"/>
       <w:szCs w:val="28"/>
@@ -12160,7 +12221,7 @@
       <w:jc w:val="left"/>
     </w:pPr>
     <w:rPr>
-      <w:rFonts w:asciiTheme="minorHAnsi" w:eastAsiaTheme="minorEastAsia" w:hAnsiTheme="minorHAnsi" w:cstheme="minorBidi"/>
+      <w:rFonts w:asciiTheme="minorHAnsi" w:hAnsiTheme="minorHAnsi" w:eastAsiaTheme="minorEastAsia" w:cstheme="minorBidi"/>
       <w:sz w:val="22"/>
       <w:szCs w:val="22"/>
     </w:rPr>
@@ -12180,7 +12241,7 @@
       <w:jc w:val="left"/>
     </w:pPr>
     <w:rPr>
-      <w:rFonts w:asciiTheme="minorHAnsi" w:eastAsiaTheme="minorEastAsia" w:hAnsiTheme="minorHAnsi" w:cstheme="minorBidi"/>
+      <w:rFonts w:asciiTheme="minorHAnsi" w:hAnsiTheme="minorHAnsi" w:eastAsiaTheme="minorEastAsia" w:cstheme="minorBidi"/>
       <w:sz w:val="22"/>
       <w:szCs w:val="22"/>
     </w:rPr>
@@ -12200,7 +12261,7 @@
       <w:jc w:val="left"/>
     </w:pPr>
     <w:rPr>
-      <w:rFonts w:asciiTheme="minorHAnsi" w:eastAsiaTheme="minorEastAsia" w:hAnsiTheme="minorHAnsi" w:cstheme="minorBidi"/>
+      <w:rFonts w:asciiTheme="minorHAnsi" w:hAnsiTheme="minorHAnsi" w:eastAsiaTheme="minorEastAsia" w:cstheme="minorBidi"/>
       <w:sz w:val="22"/>
       <w:szCs w:val="22"/>
     </w:rPr>
@@ -12216,7 +12277,7 @@
       <w:u w:val="single"/>
     </w:rPr>
   </w:style>
-  <w:style w:type="paragraph" w:customStyle="1" w:styleId="Tabletext">
+  <w:style w:type="paragraph" w:styleId="Tabletext" w:customStyle="1">
     <w:name w:val="Tabletext"/>
     <w:basedOn w:val="Normal"/>
     <w:rsid w:val="00A51C88"/>
@@ -12230,12 +12291,12 @@
       <w:ind w:right="0"/>
     </w:pPr>
     <w:rPr>
-      <w:rFonts w:ascii="Arial" w:eastAsia="Times New Roman" w:hAnsi="Arial"/>
+      <w:rFonts w:ascii="Arial" w:hAnsi="Arial" w:eastAsia="Times New Roman"/>
       <w:sz w:val="20"/>
       <w:szCs w:val="20"/>
     </w:rPr>
   </w:style>
-  <w:style w:type="paragraph" w:customStyle="1" w:styleId="StyleNormalsampleBefore6pt">
+  <w:style w:type="paragraph" w:styleId="StyleNormalsampleBefore6pt" w:customStyle="1">
     <w:name w:val="Style Normal sample + Before:  6 pt"/>
     <w:basedOn w:val="Normal"/>
     <w:rsid w:val="00A51C88"/>
@@ -12244,7 +12305,7 @@
       <w:ind w:left="432" w:right="0"/>
     </w:pPr>
     <w:rPr>
-      <w:rFonts w:ascii="Arial" w:eastAsia="MS Mincho" w:hAnsi="Arial"/>
+      <w:rFonts w:ascii="Arial" w:hAnsi="Arial" w:eastAsia="MS Mincho"/>
       <w:i/>
       <w:iCs/>
       <w:kern w:val="32"/>
@@ -12273,7 +12334,7 @@
       <w:szCs w:val="16"/>
     </w:rPr>
   </w:style>
-  <w:style w:type="character" w:customStyle="1" w:styleId="DocumentMapChar">
+  <w:style w:type="character" w:styleId="DocumentMapChar" w:customStyle="1">
     <w:name w:val="Document Map Char"/>
     <w:basedOn w:val="DefaultParagraphFont"/>
     <w:link w:val="DocumentMap"/>
@@ -12287,7 +12348,7 @@
       <w:szCs w:val="16"/>
     </w:rPr>
   </w:style>
-  <w:style w:type="table" w:customStyle="1" w:styleId="LightList-Accent11">
+  <w:style w:type="table" w:styleId="LightList-Accent11" w:customStyle="1">
     <w:name w:val="Light List - Accent 11"/>
     <w:basedOn w:val="TableNormal"/>
     <w:uiPriority w:val="61"/>
@@ -12298,7 +12359,7 @@
       <w:jc w:val="left"/>
     </w:pPr>
     <w:rPr>
-      <w:rFonts w:ascii="Arial" w:eastAsia="Calibri" w:hAnsi="Arial" w:cs="Arial"/>
+      <w:rFonts w:ascii="Arial" w:hAnsi="Arial" w:eastAsia="Calibri" w:cs="Arial"/>
       <w:sz w:val="20"/>
       <w:szCs w:val="22"/>
     </w:rPr>
@@ -12306,12 +12367,12 @@
       <w:tblStyleRowBandSize w:val="1"/>
       <w:tblStyleColBandSize w:val="1"/>
       <w:tblBorders>
-        <w:top w:val="single" w:sz="8" w:space="0" w:color="4F81BD"/>
-        <w:left w:val="single" w:sz="8" w:space="0" w:color="4F81BD"/>
-        <w:bottom w:val="single" w:sz="8" w:space="0" w:color="4F81BD"/>
-        <w:right w:val="single" w:sz="8" w:space="0" w:color="4F81BD"/>
-        <w:insideH w:val="single" w:sz="8" w:space="0" w:color="4F81BD"/>
-        <w:insideV w:val="single" w:sz="8" w:space="0" w:color="4F81BD"/>
+        <w:top w:val="single" w:color="4F81BD" w:sz="8" w:space="0"/>
+        <w:left w:val="single" w:color="4F81BD" w:sz="8" w:space="0"/>
+        <w:bottom w:val="single" w:color="4F81BD" w:sz="8" w:space="0"/>
+        <w:right w:val="single" w:color="4F81BD" w:sz="8" w:space="0"/>
+        <w:insideH w:val="single" w:color="4F81BD" w:sz="8" w:space="0"/>
+        <w:insideV w:val="single" w:color="4F81BD" w:sz="8" w:space="0"/>
       </w:tblBorders>
       <w:tblCellMar>
         <w:top w:w="29" w:type="dxa"/>
@@ -12349,10 +12410,10 @@
       <w:tblPr/>
       <w:tcPr>
         <w:tcBorders>
-          <w:top w:val="single" w:sz="8" w:space="0" w:color="4F81BD"/>
-          <w:left w:val="single" w:sz="8" w:space="0" w:color="4F81BD"/>
-          <w:bottom w:val="single" w:sz="8" w:space="0" w:color="4F81BD"/>
-          <w:right w:val="single" w:sz="8" w:space="0" w:color="4F81BD"/>
+          <w:top w:val="single" w:color="4F81BD" w:sz="8" w:space="0"/>
+          <w:left w:val="single" w:color="4F81BD" w:sz="8" w:space="0"/>
+          <w:bottom w:val="single" w:color="4F81BD" w:sz="8" w:space="0"/>
+          <w:right w:val="single" w:color="4F81BD" w:sz="8" w:space="0"/>
         </w:tcBorders>
       </w:tcPr>
     </w:tblStylePr>
@@ -12376,10 +12437,10 @@
       <w:tblPr/>
       <w:tcPr>
         <w:tcBorders>
-          <w:top w:val="single" w:sz="8" w:space="0" w:color="4F81BD"/>
-          <w:left w:val="single" w:sz="8" w:space="0" w:color="4F81BD"/>
-          <w:bottom w:val="single" w:sz="8" w:space="0" w:color="4F81BD"/>
-          <w:right w:val="single" w:sz="8" w:space="0" w:color="4F81BD"/>
+          <w:top w:val="single" w:color="4F81BD" w:sz="8" w:space="0"/>
+          <w:left w:val="single" w:color="4F81BD" w:sz="8" w:space="0"/>
+          <w:bottom w:val="single" w:color="4F81BD" w:sz="8" w:space="0"/>
+          <w:right w:val="single" w:color="4F81BD" w:sz="8" w:space="0"/>
         </w:tcBorders>
       </w:tcPr>
     </w:tblStylePr>
@@ -12396,10 +12457,10 @@
       <w:tblPr/>
       <w:tcPr>
         <w:tcBorders>
-          <w:top w:val="single" w:sz="8" w:space="0" w:color="4F81BD"/>
-          <w:left w:val="single" w:sz="8" w:space="0" w:color="4F81BD"/>
-          <w:bottom w:val="single" w:sz="8" w:space="0" w:color="4F81BD"/>
-          <w:right w:val="single" w:sz="8" w:space="0" w:color="4F81BD"/>
+          <w:top w:val="single" w:color="4F81BD" w:sz="8" w:space="0"/>
+          <w:left w:val="single" w:color="4F81BD" w:sz="8" w:space="0"/>
+          <w:bottom w:val="single" w:color="4F81BD" w:sz="8" w:space="0"/>
+          <w:right w:val="single" w:color="4F81BD" w:sz="8" w:space="0"/>
         </w:tcBorders>
       </w:tcPr>
     </w:tblStylePr>
@@ -12415,7 +12476,7 @@
       </w:rPr>
     </w:tblStylePr>
   </w:style>
-  <w:style w:type="paragraph" w:customStyle="1" w:styleId="Body0">
+  <w:style w:type="paragraph" w:styleId="Body0" w:customStyle="1">
     <w:name w:val="Body"/>
     <w:basedOn w:val="Normal"/>
     <w:link w:val="BodyChar"/>
@@ -12427,23 +12488,23 @@
       <w:ind w:left="90" w:right="27"/>
     </w:pPr>
     <w:rPr>
-      <w:rFonts w:ascii="Arial" w:eastAsia="Calibri" w:hAnsi="Arial" w:cs="Arial"/>
+      <w:rFonts w:ascii="Arial" w:hAnsi="Arial" w:eastAsia="Calibri" w:cs="Arial"/>
       <w:sz w:val="20"/>
       <w:szCs w:val="22"/>
     </w:rPr>
   </w:style>
-  <w:style w:type="character" w:customStyle="1" w:styleId="BodyChar">
+  <w:style w:type="character" w:styleId="BodyChar" w:customStyle="1">
     <w:name w:val="Body Char"/>
     <w:basedOn w:val="DefaultParagraphFont"/>
     <w:link w:val="Body0"/>
     <w:rsid w:val="001D105C"/>
     <w:rPr>
-      <w:rFonts w:ascii="Arial" w:eastAsia="Calibri" w:hAnsi="Arial" w:cs="Arial"/>
+      <w:rFonts w:ascii="Arial" w:hAnsi="Arial" w:eastAsia="Calibri" w:cs="Arial"/>
       <w:sz w:val="20"/>
       <w:szCs w:val="22"/>
     </w:rPr>
   </w:style>
-  <w:style w:type="character" w:customStyle="1" w:styleId="ListParagraphChar">
+  <w:style w:type="character" w:styleId="ListParagraphChar" w:customStyle="1">
     <w:name w:val="List Paragraph Char"/>
     <w:aliases w:val="a) Char,Thang2 Char,Level 2 Char,List Paragraph1 Char,Paragraph Char,Norm Char,abc Char,Đoạn của Danh sách Char,List Paragraph11 Char,Đoạn c𞹺Danh sách Char,List Paragraph111 Char,Đoạn c���?nh sách Char,Nga 3 Char,bullet Char"/>
     <w:basedOn w:val="DefaultParagraphFont"/>
@@ -12452,7 +12513,7 @@
     <w:qFormat/>
     <w:rsid w:val="00A607D1"/>
   </w:style>
-  <w:style w:type="paragraph" w:customStyle="1" w:styleId="Bang">
+  <w:style w:type="paragraph" w:styleId="Bang" w:customStyle="1">
     <w:name w:val="Bang"/>
     <w:basedOn w:val="Normal"/>
     <w:autoRedefine/>
@@ -12463,7 +12524,7 @@
       <w:jc w:val="left"/>
     </w:pPr>
     <w:rPr>
-      <w:rFonts w:ascii="Tahoma" w:eastAsia="MS Mincho" w:hAnsi="Tahoma" w:cs="Tahoma"/>
+      <w:rFonts w:ascii="Tahoma" w:hAnsi="Tahoma" w:eastAsia="MS Mincho" w:cs="Tahoma"/>
       <w:snapToGrid w:val="0"/>
       <w:sz w:val="18"/>
       <w:szCs w:val="20"/>

--- a/input/srs_report/BC6_PDTD_DTM_SRS_v1.0.docx
+++ b/input/srs_report/BC6_PDTD_DTM_SRS_v1.0.docx
@@ -5310,6 +5310,7 @@
           <w:tcPr>
             <w:cnfStyle w:val="001000000000" w:firstRow="0" w:lastRow="0" w:firstColumn="1" w:lastColumn="0" w:oddVBand="0" w:evenVBand="0" w:oddHBand="0" w:evenHBand="0" w:firstRowFirstColumn="0" w:firstRowLastColumn="0" w:lastRowFirstColumn="0" w:lastRowLastColumn="0"/>
             <w:tcW w:w="1216" w:type="dxa"/>
+            <w:tcMar/>
           </w:tcPr>
           <w:p>
             <w:pPr>
@@ -5342,6 +5343,7 @@
               <w:left w:val="none" w:color="auto" w:sz="0" w:space="0"/>
               <w:right w:val="none" w:color="auto" w:sz="0" w:space="0"/>
             </w:tcBorders>
+            <w:tcMar/>
           </w:tcPr>
           <w:p>
             <w:pPr>
@@ -5378,6 +5380,7 @@
           <w:tcPr>
             <w:cnfStyle w:val="000100000000" w:firstRow="0" w:lastRow="0" w:firstColumn="0" w:lastColumn="1" w:oddVBand="0" w:evenVBand="0" w:oddHBand="0" w:evenHBand="0" w:firstRowFirstColumn="0" w:firstRowLastColumn="0" w:lastRowFirstColumn="0" w:lastRowLastColumn="0"/>
             <w:tcW w:w="7113" w:type="dxa"/>
+            <w:tcMar/>
           </w:tcPr>
           <w:p>
             <w:pPr>
@@ -5415,6 +5418,7 @@
               <w:left w:val="none" w:color="auto" w:sz="0" w:space="0"/>
               <w:bottom w:val="none" w:color="auto" w:sz="0" w:space="0"/>
             </w:tcBorders>
+            <w:tcMar/>
           </w:tcPr>
           <w:p>
             <w:pPr>
@@ -5439,6 +5443,7 @@
               <w:bottom w:val="none" w:color="auto" w:sz="0" w:space="0"/>
               <w:right w:val="none" w:color="auto" w:sz="0" w:space="0"/>
             </w:tcBorders>
+            <w:tcMar/>
           </w:tcPr>
           <w:p>
             <w:pPr>
@@ -5471,6 +5476,7 @@
               <w:bottom w:val="none" w:color="auto" w:sz="0" w:space="0"/>
               <w:right w:val="none" w:color="auto" w:sz="0" w:space="0"/>
             </w:tcBorders>
+            <w:tcMar/>
           </w:tcPr>
           <w:p>
             <w:pPr>
@@ -5654,6 +5660,7 @@
           <w:tcPr>
             <w:cnfStyle w:val="001000000000" w:firstRow="0" w:lastRow="0" w:firstColumn="1" w:lastColumn="0" w:oddVBand="0" w:evenVBand="0" w:oddHBand="0" w:evenHBand="0" w:firstRowFirstColumn="0" w:firstRowLastColumn="0" w:lastRowFirstColumn="0" w:lastRowLastColumn="0"/>
             <w:tcW w:w="1216" w:type="dxa"/>
+            <w:tcMar/>
           </w:tcPr>
           <w:p>
             <w:pPr>
@@ -5676,6 +5683,7 @@
               <w:left w:val="none" w:color="auto" w:sz="0" w:space="0"/>
               <w:right w:val="none" w:color="auto" w:sz="0" w:space="0"/>
             </w:tcBorders>
+            <w:tcMar/>
           </w:tcPr>
           <w:p>
             <w:pPr>
@@ -5703,6 +5711,7 @@
           <w:tcPr>
             <w:cnfStyle w:val="000100000000" w:firstRow="0" w:lastRow="0" w:firstColumn="0" w:lastColumn="1" w:oddVBand="0" w:evenVBand="0" w:oddHBand="0" w:evenHBand="0" w:firstRowFirstColumn="0" w:firstRowLastColumn="0" w:lastRowFirstColumn="0" w:lastRowLastColumn="0"/>
             <w:tcW w:w="7113" w:type="dxa"/>
+            <w:tcMar/>
           </w:tcPr>
           <w:p>
             <w:pPr>
@@ -5754,6 +5763,7 @@
               <w:tc>
                 <w:tcPr>
                   <w:tcW w:w="3421" w:type="dxa"/>
+                  <w:tcMar/>
                 </w:tcPr>
                 <w:p>
                   <w:pPr>
@@ -5779,6 +5789,7 @@
               <w:tc>
                 <w:tcPr>
                   <w:tcW w:w="3227" w:type="dxa"/>
+                  <w:tcMar/>
                 </w:tcPr>
                 <w:p>
                   <w:pPr>
@@ -5818,6 +5829,7 @@
                 <w:tcPr>
                   <w:tcW w:w="6648" w:type="dxa"/>
                   <w:gridSpan w:val="2"/>
+                  <w:tcMar/>
                 </w:tcPr>
                 <w:p>
                   <w:pPr>
@@ -5848,6 +5860,7 @@
               <w:tc>
                 <w:tcPr>
                   <w:tcW w:w="3421" w:type="dxa"/>
+                  <w:tcMar/>
                   <w:vAlign w:val="bottom"/>
                 </w:tcPr>
                 <w:p>
@@ -5878,6 +5891,7 @@
               <w:tc>
                 <w:tcPr>
                   <w:tcW w:w="3227" w:type="dxa"/>
+                  <w:tcMar/>
                 </w:tcPr>
                 <w:p>
                   <w:pPr>
@@ -5899,6 +5913,7 @@
               <w:tc>
                 <w:tcPr>
                   <w:tcW w:w="3421" w:type="dxa"/>
+                  <w:tcMar/>
                   <w:vAlign w:val="bottom"/>
                 </w:tcPr>
                 <w:p>
@@ -5913,21 +5928,34 @@
                   </w:pPr>
                   <w:r>
                     <w:rPr>
-                      <w:color w:val="000000"/>
+                      <w:color w:val="000000" w:themeColor="text1" w:themeTint="FF" w:themeShade="FF"/>
                     </w:rPr>
                     <w:t>SBLOS2.</w:t>
                   </w:r>
                   <w:r>
                     <w:rPr>
-                      <w:color w:val="000000"/>
+                      <w:color w:val="000000" w:themeColor="text1" w:themeTint="FF" w:themeShade="FF"/>
                     </w:rPr>
-                    <w:t>NG_SB_RLOS_ENTRY_EXIT (b)</w:t>
+                    <w:t>NG_SB_</w:t>
+                  </w:r>
+                  <w:r>
+                    <w:rPr>
+                      <w:color w:val="000000" w:themeColor="text1" w:themeTint="FF" w:themeShade="FF"/>
+                    </w:rPr>
+                    <w:t>C</w:t>
+                  </w:r>
+                  <w:r>
+                    <w:rPr>
+                      <w:color w:val="000000" w:themeColor="text1" w:themeTint="FF" w:themeShade="FF"/>
+                    </w:rPr>
+                    <w:t>LOS_ENTRY_EXIT (b)</w:t>
                   </w:r>
                 </w:p>
               </w:tc>
               <w:tc>
                 <w:tcPr>
                   <w:tcW w:w="3227" w:type="dxa"/>
+                  <w:tcMar/>
                 </w:tcPr>
                 <w:p>
                   <w:pPr>
@@ -5996,6 +6024,7 @@
                 <w:tcPr>
                   <w:tcW w:w="6648" w:type="dxa"/>
                   <w:gridSpan w:val="2"/>
+                  <w:tcMar/>
                 </w:tcPr>
                 <w:p>
                   <w:pPr>
@@ -6030,6 +6059,7 @@
               <w:tc>
                 <w:tcPr>
                   <w:tcW w:w="3421" w:type="dxa"/>
+                  <w:tcMar/>
                   <w:vAlign w:val="center"/>
                 </w:tcPr>
                 <w:p>
@@ -6058,6 +6088,7 @@
               <w:tc>
                 <w:tcPr>
                   <w:tcW w:w="3227" w:type="dxa"/>
+                  <w:tcMar/>
                 </w:tcPr>
                 <w:p>
                   <w:pPr>
@@ -6079,6 +6110,7 @@
               <w:tc>
                 <w:tcPr>
                   <w:tcW w:w="3421" w:type="dxa"/>
+                  <w:tcMar/>
                   <w:vAlign w:val="center"/>
                 </w:tcPr>
                 <w:p>
@@ -6107,6 +6139,7 @@
               <w:tc>
                 <w:tcPr>
                   <w:tcW w:w="3227" w:type="dxa"/>
+                  <w:tcMar/>
                 </w:tcPr>
                 <w:p>
                   <w:pPr>
@@ -6192,6 +6225,7 @@
               <w:left w:val="none" w:color="auto" w:sz="0" w:space="0"/>
               <w:bottom w:val="none" w:color="auto" w:sz="0" w:space="0"/>
             </w:tcBorders>
+            <w:tcMar/>
           </w:tcPr>
           <w:p>
             <w:pPr>
@@ -6216,6 +6250,7 @@
               <w:bottom w:val="none" w:color="auto" w:sz="0" w:space="0"/>
               <w:right w:val="none" w:color="auto" w:sz="0" w:space="0"/>
             </w:tcBorders>
+            <w:tcMar/>
           </w:tcPr>
           <w:p>
             <w:pPr>
@@ -6248,6 +6283,7 @@
               <w:bottom w:val="none" w:color="auto" w:sz="0" w:space="0"/>
               <w:right w:val="none" w:color="auto" w:sz="0" w:space="0"/>
             </w:tcBorders>
+            <w:tcMar/>
           </w:tcPr>
           <w:p>
             <w:pPr>
